--- a/RAC/RAC_Install_Guide_rac1_rac2_v2.docx
+++ b/RAC/RAC_Install_Guide_rac1_rac2_v2.docx
@@ -7754,6 +7754,75 @@
         <w:spacing w:after="60"/>
       </w:pPr>
     </w:p>
+    <w:tbl>
+      <w:tblPr>
+        <w:tblW w:w="9200" w:type="dxa"/>
+        <w:tblBorders>
+          <w:top w:val="single" w:sz="4" w:space="0" w:color="auto"/>
+          <w:left w:val="single" w:sz="4" w:space="0" w:color="auto"/>
+          <w:bottom w:val="single" w:sz="4" w:space="0" w:color="auto"/>
+          <w:right w:val="single" w:sz="4" w:space="0" w:color="auto"/>
+          <w:insideH w:val="single" w:sz="4" w:space="0" w:color="auto"/>
+          <w:insideV w:val="single" w:sz="4" w:space="0" w:color="auto"/>
+        </w:tblBorders>
+        <w:tblCellMar>
+          <w:left w:w="10" w:type="dxa"/>
+          <w:right w:w="10" w:type="dxa"/>
+        </w:tblCellMar>
+        <w:tblLook w:val="04A0" w:firstRow="1" w:lastRow="0" w:firstColumn="1" w:lastColumn="0" w:noHBand="0" w:noVBand="1"/>
+      </w:tblPr>
+      <w:tblGrid>
+        <w:gridCol w:w="9200"/>
+      </w:tblGrid>
+      <w:tr>
+        <w:tc>
+          <w:tcPr>
+            <w:tcW w:w="9200" w:type="dxa"/>
+            <w:tcBorders>
+              <w:top w:val="single" w:sz="4" w:space="0" w:color="2E75B6"/>
+              <w:left w:val="single" w:sz="4" w:space="0" w:color="2E75B6"/>
+              <w:bottom w:val="single" w:sz="4" w:space="0" w:color="2E75B6"/>
+              <w:right w:val="single" w:sz="4" w:space="0" w:color="2E75B6"/>
+            </w:tcBorders>
+            <w:shd w:val="clear" w:color="auto" w:fill="D6E4F0"/>
+            <w:tcMar>
+              <w:top w:w="100" w:type="dxa"/>
+              <w:left w:w="200" w:type="dxa"/>
+              <w:bottom w:w="100" w:type="dxa"/>
+              <w:right w:w="200" w:type="dxa"/>
+            </w:tcMar>
+          </w:tcPr>
+          <w:p>
+            <w:pPr>
+              <w:spacing w:after="40"/>
+            </w:pPr>
+            <w:r>
+              <w:rPr>
+                <w:b/>
+                <w:bCs/>
+                <w:color w:val="2E75B6"/>
+                <w:sz w:val="21"/>
+                <w:szCs w:val="21"/>
+              </w:rPr>
+              <w:t xml:space="preserve">ℹ️  참고  </w:t>
+            </w:r>
+            <w:r>
+              <w:rPr>
+                <w:color w:val="595959"/>
+                <w:sz w:val="21"/>
+                <w:szCs w:val="21"/>
+              </w:rPr>
+              <w:t xml:space="preserve">RAC 과정의 ASM 실습용 test 디스크 6개(4GB)는 여기서 만들지 않습니다. 설치를 모두 마친 뒤 부록 E 로 추가합니다.</w:t>
+            </w:r>
+          </w:p>
+        </w:tc>
+      </w:tr>
+    </w:tbl>
+    <w:p>
+      <w:pPr>
+        <w:spacing w:after="60"/>
+      </w:pPr>
+    </w:p>
     <w:p>
       <w:pPr>
         <w:keepNext/>
@@ -28380,6 +28449,68 @@
                 <w:szCs w:val="20"/>
               </w:rPr>
               <w:t xml:space="preserve">SCAN 접속 6회 — racdb1 과 racdb2 로 번갈아 붙음</w:t>
+            </w:r>
+          </w:p>
+        </w:tc>
+      </w:tr>
+      <w:tr>
+        <w:tc>
+          <w:tcPr>
+            <w:tcW w:w="600" w:type="dxa"/>
+            <w:tcBorders>
+              <w:top w:val="single" w:sz="1" w:space="0" w:color="D9D9D9"/>
+              <w:left w:val="single" w:sz="1" w:space="0" w:color="D9D9D9"/>
+              <w:bottom w:val="single" w:sz="1" w:space="0" w:color="D9D9D9"/>
+              <w:right w:val="single" w:sz="1" w:space="0" w:color="D9D9D9"/>
+            </w:tcBorders>
+            <w:shd w:val="clear" w:color="auto" w:fill="E2EFDA"/>
+            <w:tcMar>
+              <w:top w:w="80" w:type="dxa"/>
+              <w:left w:w="100" w:type="dxa"/>
+              <w:bottom w:w="80" w:type="dxa"/>
+              <w:right w:w="100" w:type="dxa"/>
+            </w:tcMar>
+            <w:vAlign w:val="center"/>
+          </w:tcPr>
+          <w:p>
+            <w:pPr>
+              <w:jc w:val="center"/>
+            </w:pPr>
+            <w:r>
+              <w:rPr>
+                <w:color w:val="375623"/>
+                <w:sz w:val="20"/>
+                <w:szCs w:val="20"/>
+              </w:rPr>
+              <w:t xml:space="preserve">☐</w:t>
+            </w:r>
+          </w:p>
+        </w:tc>
+        <w:tc>
+          <w:tcPr>
+            <w:tcW w:w="8760" w:type="dxa"/>
+            <w:tcBorders>
+              <w:top w:val="single" w:sz="1" w:space="0" w:color="D9D9D9"/>
+              <w:left w:val="single" w:sz="1" w:space="0" w:color="D9D9D9"/>
+              <w:bottom w:val="single" w:sz="1" w:space="0" w:color="D9D9D9"/>
+              <w:right w:val="single" w:sz="1" w:space="0" w:color="D9D9D9"/>
+            </w:tcBorders>
+            <w:shd w:val="clear" w:color="auto" w:fill="F2F2F2"/>
+            <w:tcMar>
+              <w:top w:w="80" w:type="dxa"/>
+              <w:left w:w="150" w:type="dxa"/>
+              <w:bottom w:w="80" w:type="dxa"/>
+              <w:right w:w="150" w:type="dxa"/>
+            </w:tcMar>
+          </w:tcPr>
+          <w:p>
+            <w:r>
+              <w:rPr>
+                <w:color w:val="000000"/>
+                <w:sz w:val="20"/>
+                <w:szCs w:val="20"/>
+              </w:rPr>
+              <w:t xml:space="preserve">(ASM 실습용, 부록 E) /dev/asmdisk/test1~6 — 두 노드 WWN 일치, v$asm_disk 에서 CANDIDATE</w:t>
             </w:r>
           </w:p>
         </w:tc>
@@ -32684,6 +32815,2406 @@
         </w:rPr>
         <w:t xml:space="preserve">그림 D-21. Install Product — 구성 스크립트 실행 확인</w:t>
       </w:r>
+    </w:p>
+    <w:p>
+      <w:r>
+        <w:br w:type="page"/>
+      </w:r>
+    </w:p>
+    <w:p>
+      <w:pPr>
+        <w:pBdr>
+          <w:bottom w:val="single" w:sz="3" w:space="1" w:color="2E75B6"/>
+        </w:pBdr>
+        <w:spacing w:before="160" w:after="160"/>
+      </w:pPr>
+    </w:p>
+    <w:p>
+      <w:pPr>
+        <w:pStyle w:val="1"/>
+        <w:spacing w:before="120" w:after="60"/>
+      </w:pPr>
+      <w:r>
+        <w:rPr>
+          <w:color w:val="2E75B6"/>
+        </w:rPr>
+        <w:t xml:space="preserve">E. 실습용 test 디스크 추가 — ASM 실습용</w:t>
+      </w:r>
+    </w:p>
+    <w:p>
+      <w:pPr>
+        <w:spacing w:after="100"/>
+      </w:pPr>
+      <w:r>
+        <w:rPr>
+          <w:color w:val="595959"/>
+          <w:sz w:val="21"/>
+          <w:szCs w:val="21"/>
+        </w:rPr>
+        <w:t xml:space="preserve">RAC 5일 과정의 ASM 실습(4~7장: 디스크그룹 생성, 이중화, 리밸런스, 장애 그룹, asmcmd)은 운영 디스크그룹(+CRS·+DATA·+FRA)을 건드리지 않도록 4GB 디스크 6개를 따로 씁니다. 10장의 기준 스냅샷까지 마친 뒤 이 부록으로 추가하고, 기준 스냅샷을 다시 뜹니다.</w:t>
+      </w:r>
+    </w:p>
+    <w:p>
+      <w:pPr>
+        <w:spacing w:after="100"/>
+      </w:pPr>
+      <w:r>
+        <w:rPr>
+          <w:color w:val="595959"/>
+          <w:sz w:val="21"/>
+          <w:szCs w:val="21"/>
+        </w:rPr>
+        <w:t xml:space="preserve">스크립트: host/04_add_test_disks.ps1, node/15_udev_testdisks.sh</w:t>
+      </w:r>
+    </w:p>
+    <w:tbl>
+      <w:tblPr>
+        <w:tblW w:w="9360" w:type="dxa"/>
+        <w:tblBorders>
+          <w:top w:val="single" w:sz="4" w:space="0" w:color="auto"/>
+          <w:left w:val="single" w:sz="4" w:space="0" w:color="auto"/>
+          <w:bottom w:val="single" w:sz="4" w:space="0" w:color="auto"/>
+          <w:right w:val="single" w:sz="4" w:space="0" w:color="auto"/>
+          <w:insideH w:val="single" w:sz="4" w:space="0" w:color="auto"/>
+          <w:insideV w:val="single" w:sz="4" w:space="0" w:color="auto"/>
+        </w:tblBorders>
+        <w:tblCellMar>
+          <w:left w:w="10" w:type="dxa"/>
+          <w:right w:w="10" w:type="dxa"/>
+        </w:tblCellMar>
+        <w:tblLook w:val="04A0" w:firstRow="1" w:lastRow="0" w:firstColumn="1" w:lastColumn="0" w:noHBand="0" w:noVBand="1"/>
+      </w:tblPr>
+      <w:tblGrid>
+        <w:gridCol w:w="1600"/>
+        <w:gridCol w:w="3300"/>
+        <w:gridCol w:w="4460"/>
+      </w:tblGrid>
+      <w:tr>
+        <w:tc>
+          <w:tcPr>
+            <w:tcW w:w="1600" w:type="dxa"/>
+            <w:tcBorders>
+              <w:top w:val="single" w:sz="3" w:space="0" w:color="2E75B6"/>
+              <w:left w:val="single" w:sz="3" w:space="0" w:color="2E75B6"/>
+              <w:bottom w:val="single" w:sz="3" w:space="0" w:color="2E75B6"/>
+              <w:right w:val="single" w:sz="3" w:space="0" w:color="2E75B6"/>
+            </w:tcBorders>
+            <w:shd w:val="clear" w:color="auto" w:fill="1F3864"/>
+            <w:tcMar>
+              <w:top w:w="100" w:type="dxa"/>
+              <w:left w:w="150" w:type="dxa"/>
+              <w:bottom w:w="100" w:type="dxa"/>
+              <w:right w:w="150" w:type="dxa"/>
+            </w:tcMar>
+            <w:vAlign w:val="center"/>
+          </w:tcPr>
+          <w:p>
+            <w:pPr>
+              <w:jc w:val="center"/>
+            </w:pPr>
+            <w:r>
+              <w:rPr>
+                <w:b/>
+                <w:bCs/>
+                <w:color w:val="FFFFFF"/>
+                <w:sz w:val="20"/>
+                <w:szCs w:val="20"/>
+              </w:rPr>
+              <w:lastRenderedPageBreak/>
+              <w:t xml:space="preserve">디스크</w:t>
+            </w:r>
+          </w:p>
+        </w:tc>
+        <w:tc>
+          <w:tcPr>
+            <w:tcW w:w="3300" w:type="dxa"/>
+            <w:tcBorders>
+              <w:top w:val="single" w:sz="3" w:space="0" w:color="2E75B6"/>
+              <w:left w:val="single" w:sz="3" w:space="0" w:color="2E75B6"/>
+              <w:bottom w:val="single" w:sz="3" w:space="0" w:color="2E75B6"/>
+              <w:right w:val="single" w:sz="3" w:space="0" w:color="2E75B6"/>
+            </w:tcBorders>
+            <w:shd w:val="clear" w:color="auto" w:fill="1F3864"/>
+            <w:tcMar>
+              <w:top w:w="100" w:type="dxa"/>
+              <w:left w:w="150" w:type="dxa"/>
+              <w:bottom w:w="100" w:type="dxa"/>
+              <w:right w:w="150" w:type="dxa"/>
+            </w:tcMar>
+            <w:vAlign w:val="center"/>
+          </w:tcPr>
+          <w:p>
+            <w:pPr>
+              <w:jc w:val="center"/>
+            </w:pPr>
+            <w:r>
+              <w:rPr>
+                <w:b/>
+                <w:bCs/>
+                <w:color w:val="FFFFFF"/>
+                <w:sz w:val="20"/>
+                <w:szCs w:val="20"/>
+              </w:rPr>
+              <w:t xml:space="preserve">SCSI 타깃 · 크기</w:t>
+            </w:r>
+          </w:p>
+        </w:tc>
+        <w:tc>
+          <w:tcPr>
+            <w:tcW w:w="4460" w:type="dxa"/>
+            <w:tcBorders>
+              <w:top w:val="single" w:sz="3" w:space="0" w:color="2E75B6"/>
+              <w:left w:val="single" w:sz="3" w:space="0" w:color="2E75B6"/>
+              <w:bottom w:val="single" w:sz="3" w:space="0" w:color="2E75B6"/>
+              <w:right w:val="single" w:sz="3" w:space="0" w:color="2E75B6"/>
+            </w:tcBorders>
+            <w:shd w:val="clear" w:color="auto" w:fill="1F3864"/>
+            <w:tcMar>
+              <w:top w:w="100" w:type="dxa"/>
+              <w:left w:w="150" w:type="dxa"/>
+              <w:bottom w:w="100" w:type="dxa"/>
+              <w:right w:w="150" w:type="dxa"/>
+            </w:tcMar>
+            <w:vAlign w:val="center"/>
+          </w:tcPr>
+          <w:p>
+            <w:pPr>
+              <w:jc w:val="center"/>
+            </w:pPr>
+            <w:r>
+              <w:rPr>
+                <w:b/>
+                <w:bCs/>
+                <w:color w:val="FFFFFF"/>
+                <w:sz w:val="20"/>
+                <w:szCs w:val="20"/>
+              </w:rPr>
+              <w:t xml:space="preserve">용도</w:t>
+            </w:r>
+          </w:p>
+        </w:tc>
+      </w:tr>
+      <w:tr>
+        <w:tc>
+          <w:tcPr>
+            <w:tcW w:w="1600" w:type="dxa"/>
+            <w:tcBorders>
+              <w:top w:val="single" w:sz="1" w:space="0" w:color="D9D9D9"/>
+              <w:left w:val="single" w:sz="1" w:space="0" w:color="D9D9D9"/>
+              <w:bottom w:val="single" w:sz="1" w:space="0" w:color="D9D9D9"/>
+              <w:right w:val="single" w:sz="1" w:space="0" w:color="D9D9D9"/>
+            </w:tcBorders>
+            <w:shd w:val="clear" w:color="auto" w:fill="BDD7EE"/>
+            <w:tcMar>
+              <w:top w:w="80" w:type="dxa"/>
+              <w:left w:w="150" w:type="dxa"/>
+              <w:bottom w:w="80" w:type="dxa"/>
+              <w:right w:w="150" w:type="dxa"/>
+            </w:tcMar>
+            <w:vAlign w:val="center"/>
+          </w:tcPr>
+          <w:p>
+            <w:pPr>
+              <w:jc w:val="center"/>
+            </w:pPr>
+            <w:r>
+              <w:rPr>
+                <w:b/>
+                <w:bCs/>
+                <w:color w:val="1F3864"/>
+                <w:sz w:val="20"/>
+                <w:szCs w:val="20"/>
+              </w:rPr>
+              <w:t xml:space="preserve">test1~6</w:t>
+            </w:r>
+          </w:p>
+        </w:tc>
+        <w:tc>
+          <w:tcPr>
+            <w:tcW w:w="3300" w:type="dxa"/>
+            <w:tcBorders>
+              <w:top w:val="single" w:sz="1" w:space="0" w:color="D9D9D9"/>
+              <w:left w:val="single" w:sz="1" w:space="0" w:color="D9D9D9"/>
+              <w:bottom w:val="single" w:sz="1" w:space="0" w:color="D9D9D9"/>
+              <w:right w:val="single" w:sz="1" w:space="0" w:color="D9D9D9"/>
+            </w:tcBorders>
+            <w:shd w:val="clear" w:color="auto" w:fill="FFFFFF"/>
+            <w:tcMar>
+              <w:top w:w="80" w:type="dxa"/>
+              <w:left w:w="150" w:type="dxa"/>
+              <w:bottom w:w="80" w:type="dxa"/>
+              <w:right w:w="150" w:type="dxa"/>
+            </w:tcMar>
+            <w:vAlign w:val="center"/>
+          </w:tcPr>
+          <w:p>
+            <w:pPr>
+              <w:jc w:val="center"/>
+            </w:pPr>
+            <w:r>
+              <w:rPr>
+                <w:color w:val="000000"/>
+                <w:sz w:val="20"/>
+                <w:szCs w:val="20"/>
+              </w:rPr>
+              <w:t xml:space="preserve">scsi1:9 ~ scsi1:14  (4GB × 6)</w:t>
+            </w:r>
+          </w:p>
+        </w:tc>
+        <w:tc>
+          <w:tcPr>
+            <w:tcW w:w="4460" w:type="dxa"/>
+            <w:tcBorders>
+              <w:top w:val="single" w:sz="1" w:space="0" w:color="D9D9D9"/>
+              <w:left w:val="single" w:sz="1" w:space="0" w:color="D9D9D9"/>
+              <w:bottom w:val="single" w:sz="1" w:space="0" w:color="D9D9D9"/>
+              <w:right w:val="single" w:sz="1" w:space="0" w:color="D9D9D9"/>
+            </w:tcBorders>
+            <w:shd w:val="clear" w:color="auto" w:fill="FFFFFF"/>
+            <w:tcMar>
+              <w:top w:w="80" w:type="dxa"/>
+              <w:left w:w="150" w:type="dxa"/>
+              <w:bottom w:w="80" w:type="dxa"/>
+              <w:right w:w="150" w:type="dxa"/>
+            </w:tcMar>
+            <w:vAlign w:val="center"/>
+          </w:tcPr>
+          <w:p>
+            <w:pPr>
+              <w:jc w:val="center"/>
+            </w:pPr>
+            <w:r>
+              <w:rPr>
+                <w:color w:val="000000"/>
+                <w:sz w:val="20"/>
+                <w:szCs w:val="20"/>
+              </w:rPr>
+              <w:t xml:space="preserve">디스크그룹에 넣지 않은 후보 디스크(CANDIDATE). 실습마다 만들고 지운다</w:t>
+            </w:r>
+          </w:p>
+        </w:tc>
+      </w:tr>
+    </w:tbl>
+    <w:p>
+      <w:pPr>
+        <w:spacing w:after="60"/>
+      </w:pPr>
+    </w:p>
+    <w:tbl>
+      <w:tblPr>
+        <w:tblW w:w="9200" w:type="dxa"/>
+        <w:tblBorders>
+          <w:top w:val="single" w:sz="4" w:space="0" w:color="auto"/>
+          <w:left w:val="single" w:sz="4" w:space="0" w:color="auto"/>
+          <w:bottom w:val="single" w:sz="4" w:space="0" w:color="auto"/>
+          <w:right w:val="single" w:sz="4" w:space="0" w:color="auto"/>
+          <w:insideH w:val="single" w:sz="4" w:space="0" w:color="auto"/>
+          <w:insideV w:val="single" w:sz="4" w:space="0" w:color="auto"/>
+        </w:tblBorders>
+        <w:tblCellMar>
+          <w:left w:w="10" w:type="dxa"/>
+          <w:right w:w="10" w:type="dxa"/>
+        </w:tblCellMar>
+        <w:tblLook w:val="04A0" w:firstRow="1" w:lastRow="0" w:firstColumn="1" w:lastColumn="0" w:noHBand="0" w:noVBand="1"/>
+      </w:tblPr>
+      <w:tblGrid>
+        <w:gridCol w:w="9200"/>
+      </w:tblGrid>
+      <w:tr>
+        <w:tc>
+          <w:tcPr>
+            <w:tcW w:w="9200" w:type="dxa"/>
+            <w:tcBorders>
+              <w:top w:val="single" w:sz="4" w:space="0" w:color="2E75B6"/>
+              <w:left w:val="single" w:sz="4" w:space="0" w:color="2E75B6"/>
+              <w:bottom w:val="single" w:sz="4" w:space="0" w:color="2E75B6"/>
+              <w:right w:val="single" w:sz="4" w:space="0" w:color="2E75B6"/>
+            </w:tcBorders>
+            <w:shd w:val="clear" w:color="auto" w:fill="D6E4F0"/>
+            <w:tcMar>
+              <w:top w:w="100" w:type="dxa"/>
+              <w:left w:w="200" w:type="dxa"/>
+              <w:bottom w:w="100" w:type="dxa"/>
+              <w:right w:w="200" w:type="dxa"/>
+            </w:tcMar>
+          </w:tcPr>
+          <w:p>
+            <w:pPr>
+              <w:spacing w:after="40"/>
+            </w:pPr>
+            <w:r>
+              <w:rPr>
+                <w:b/>
+                <w:bCs/>
+                <w:color w:val="2E75B6"/>
+                <w:sz w:val="21"/>
+                <w:szCs w:val="21"/>
+              </w:rPr>
+              <w:t xml:space="preserve">🔴  중요  </w:t>
+            </w:r>
+            <w:r>
+              <w:rPr>
+                <w:color w:val="595959"/>
+                <w:sz w:val="21"/>
+                <w:szCs w:val="21"/>
+              </w:rPr>
+              <w:t xml:space="preserve">test 디스크는 crs 디스크와 크기(4GB)가 같습니다. 4장의 12_udev_asmdisk.sh 는 크기로 이름을 정하므로, 다시 실행하면 test 디스크가 crs4~crs9 로 잡힙니다. test 디스크 규칙은 E-4 처럼 기존 규칙 뒤에 WWN 으로 덧붙이고, rac1 에서 만든 규칙 파일을 rac2 에 그대로 복사해 두 노드의 이름을 맞춥니다.</w:t>
+            </w:r>
+          </w:p>
+        </w:tc>
+      </w:tr>
+    </w:tbl>
+    <w:p>
+      <w:pPr>
+        <w:spacing w:after="60"/>
+      </w:pPr>
+    </w:p>
+    <w:p>
+      <w:pPr>
+        <w:keepNext/>
+        <w:pStyle w:val="2"/>
+        <w:spacing w:before="160" w:after="60"/>
+      </w:pPr>
+      <w:r>
+        <w:rPr>
+          <w:color w:val="2E75B6"/>
+        </w:rPr>
+        <w:t xml:space="preserve">▶ E-1. 정지 — 10장 Step 1~3 과 같은 순서</w:t>
+      </w:r>
+    </w:p>
+    <w:p>
+      <w:pPr>
+        <w:keepNext/>
+        <w:pBdr>
+          <w:left w:val="single" w:sz="8" w:space="6" w:color="2E75B6"/>
+        </w:pBdr>
+        <w:shd w:val="clear" w:color="auto" w:fill="BDD7EE"/>
+        <w:spacing w:before="120"/>
+        <w:ind w:left="300"/>
+      </w:pPr>
+      <w:r>
+        <w:rPr>
+          <w:b/>
+          <w:bCs/>
+          <w:color w:val="1F3864"/>
+          <w:sz w:val="19"/>
+          <w:szCs w:val="19"/>
+        </w:rPr>
+        <w:t xml:space="preserve">📄 [oracle@rac1 ~]$</w:t>
+      </w:r>
+    </w:p>
+    <w:p>
+      <w:pPr>
+        <w:pBdr>
+          <w:left w:val="single" w:sz="8" w:space="6" w:color="2E75B6"/>
+        </w:pBdr>
+        <w:shd w:val="clear" w:color="auto" w:fill="EEF4FB"/>
+        <w:spacing w:after="40"/>
+        <w:ind w:left="300"/>
+      </w:pPr>
+      <w:r>
+        <w:rPr>
+          <w:rFonts w:ascii="Courier New" w:eastAsia="Courier New" w:hAnsi="Courier New" w:cs="Courier New"/>
+          <w:color w:val="1E3A5F"/>
+          <w:sz w:val="19"/>
+          <w:szCs w:val="19"/>
+        </w:rPr>
+        <w:t xml:space="preserve">srvctl stop database -d racdb -o immediate</w:t>
+      </w:r>
+    </w:p>
+    <w:p>
+      <w:pPr>
+        <w:spacing w:after="80"/>
+      </w:pPr>
+    </w:p>
+    <w:p>
+      <w:pPr>
+        <w:keepNext/>
+        <w:pBdr>
+          <w:left w:val="single" w:sz="8" w:space="6" w:color="2E75B6"/>
+        </w:pBdr>
+        <w:shd w:val="clear" w:color="auto" w:fill="BDD7EE"/>
+        <w:spacing w:before="120"/>
+        <w:ind w:left="300"/>
+      </w:pPr>
+      <w:r>
+        <w:rPr>
+          <w:b/>
+          <w:bCs/>
+          <w:color w:val="1F3864"/>
+          <w:sz w:val="19"/>
+          <w:szCs w:val="19"/>
+        </w:rPr>
+        <w:t xml:space="preserve">📄 [root@rac1 ~]# 및 [root@rac2 ~]#</w:t>
+      </w:r>
+    </w:p>
+    <w:p>
+      <w:pPr>
+        <w:pBdr>
+          <w:left w:val="single" w:sz="8" w:space="6" w:color="2E75B6"/>
+        </w:pBdr>
+        <w:shd w:val="clear" w:color="auto" w:fill="EEF4FB"/>
+        <w:spacing w:after="40"/>
+        <w:ind w:left="300"/>
+      </w:pPr>
+      <w:r>
+        <w:rPr>
+          <w:rFonts w:ascii="Courier New" w:eastAsia="Courier New" w:hAnsi="Courier New" w:cs="Courier New"/>
+          <w:color w:val="1E3A5F"/>
+          <w:sz w:val="19"/>
+          <w:szCs w:val="19"/>
+        </w:rPr>
+        <w:t xml:space="preserve">/u01/app/19.3.0/grid/bin/crsctl stop crs</w:t>
+      </w:r>
+    </w:p>
+    <w:p>
+      <w:pPr>
+        <w:pBdr>
+          <w:left w:val="single" w:sz="8" w:space="6" w:color="2E75B6"/>
+        </w:pBdr>
+        <w:shd w:val="clear" w:color="auto" w:fill="EEF4FB"/>
+        <w:spacing w:after="40"/>
+        <w:ind w:left="300"/>
+      </w:pPr>
+      <w:r>
+        <w:rPr>
+          <w:rFonts w:ascii="Courier New" w:eastAsia="Courier New" w:hAnsi="Courier New" w:cs="Courier New"/>
+          <w:color w:val="1E3A5F"/>
+          <w:sz w:val="19"/>
+          <w:szCs w:val="19"/>
+        </w:rPr>
+        <w:t xml:space="preserve">shutdown -h now</w:t>
+      </w:r>
+    </w:p>
+    <w:p>
+      <w:pPr>
+        <w:spacing w:after="80"/>
+      </w:pPr>
+    </w:p>
+    <w:p>
+      <w:pPr>
+        <w:keepNext/>
+        <w:pStyle w:val="2"/>
+        <w:spacing w:before="160" w:after="60"/>
+      </w:pPr>
+      <w:r>
+        <w:rPr>
+          <w:color w:val="2E75B6"/>
+        </w:rPr>
+        <w:t xml:space="preserve">▶ E-2. vmdk 6개 생성 — 호스트</w:t>
+      </w:r>
+    </w:p>
+    <w:p>
+      <w:pPr>
+        <w:keepNext/>
+        <w:pBdr>
+          <w:left w:val="single" w:sz="8" w:space="6" w:color="2E75B6"/>
+        </w:pBdr>
+        <w:shd w:val="clear" w:color="auto" w:fill="BDD7EE"/>
+        <w:spacing w:before="120"/>
+        <w:ind w:left="300"/>
+      </w:pPr>
+      <w:r>
+        <w:rPr>
+          <w:b/>
+          <w:bCs/>
+          <w:color w:val="1F3864"/>
+          <w:sz w:val="19"/>
+          <w:szCs w:val="19"/>
+        </w:rPr>
+        <w:t xml:space="preserve">📄 [호스트 cmd] — vmware-vdiskmanager</w:t>
+      </w:r>
+    </w:p>
+    <w:p>
+      <w:pPr>
+        <w:pBdr>
+          <w:left w:val="single" w:sz="8" w:space="6" w:color="2E75B6"/>
+        </w:pBdr>
+        <w:shd w:val="clear" w:color="auto" w:fill="EEF4FB"/>
+        <w:spacing w:after="40"/>
+        <w:ind w:left="300"/>
+      </w:pPr>
+      <w:r>
+        <w:rPr>
+          <w:rFonts w:ascii="Courier New" w:eastAsia="Courier New" w:hAnsi="Courier New" w:cs="Courier New"/>
+          <w:color w:val="1E3A5F"/>
+          <w:sz w:val="19"/>
+          <w:szCs w:val="19"/>
+        </w:rPr>
+        <w:t xml:space="preserve">set VDM="C:\Program Files (x86)\VMware\VMware Workstation\vmware-vdiskmanager.exe"</w:t>
+      </w:r>
+    </w:p>
+    <w:p>
+      <w:pPr>
+        <w:pBdr>
+          <w:left w:val="single" w:sz="8" w:space="6" w:color="2E75B6"/>
+        </w:pBdr>
+        <w:shd w:val="clear" w:color="auto" w:fill="EEF4FB"/>
+        <w:spacing w:after="40"/>
+        <w:ind w:left="300"/>
+      </w:pPr>
+      <w:r>
+        <w:rPr>
+          <w:rFonts w:ascii="Courier New" w:eastAsia="Courier New" w:hAnsi="Courier New" w:cs="Courier New"/>
+          <w:color w:val="1E3A5F"/>
+          <w:sz w:val="19"/>
+          <w:szCs w:val="19"/>
+        </w:rPr>
+        <w:t xml:space="preserve"/>
+      </w:r>
+    </w:p>
+    <w:p>
+      <w:pPr>
+        <w:pBdr>
+          <w:left w:val="single" w:sz="8" w:space="6" w:color="2E75B6"/>
+        </w:pBdr>
+        <w:shd w:val="clear" w:color="auto" w:fill="EEF4FB"/>
+        <w:spacing w:after="40"/>
+        <w:ind w:left="300"/>
+      </w:pPr>
+      <w:r>
+        <w:rPr>
+          <w:rFonts w:ascii="Courier New" w:eastAsia="Courier New" w:hAnsi="Courier New" w:cs="Courier New"/>
+          <w:color w:val="1E3A5F"/>
+          <w:sz w:val="19"/>
+          <w:szCs w:val="19"/>
+        </w:rPr>
+        <w:t xml:space="preserve">%VDM% -c -s 4GB -a lsilogic -t 2 D:\RAC\SHARED\test1.vmdk</w:t>
+      </w:r>
+    </w:p>
+    <w:p>
+      <w:pPr>
+        <w:pBdr>
+          <w:left w:val="single" w:sz="8" w:space="6" w:color="2E75B6"/>
+        </w:pBdr>
+        <w:shd w:val="clear" w:color="auto" w:fill="EEF4FB"/>
+        <w:spacing w:after="40"/>
+        <w:ind w:left="300"/>
+      </w:pPr>
+      <w:r>
+        <w:rPr>
+          <w:rFonts w:ascii="Courier New" w:eastAsia="Courier New" w:hAnsi="Courier New" w:cs="Courier New"/>
+          <w:color w:val="1E3A5F"/>
+          <w:sz w:val="19"/>
+          <w:szCs w:val="19"/>
+        </w:rPr>
+        <w:t xml:space="preserve">%VDM% -c -s 4GB -a lsilogic -t 2 D:\RAC\SHARED\test2.vmdk</w:t>
+      </w:r>
+    </w:p>
+    <w:p>
+      <w:pPr>
+        <w:pBdr>
+          <w:left w:val="single" w:sz="8" w:space="6" w:color="2E75B6"/>
+        </w:pBdr>
+        <w:shd w:val="clear" w:color="auto" w:fill="EEF4FB"/>
+        <w:spacing w:after="40"/>
+        <w:ind w:left="300"/>
+      </w:pPr>
+      <w:r>
+        <w:rPr>
+          <w:rFonts w:ascii="Courier New" w:eastAsia="Courier New" w:hAnsi="Courier New" w:cs="Courier New"/>
+          <w:color w:val="1E3A5F"/>
+          <w:sz w:val="19"/>
+          <w:szCs w:val="19"/>
+        </w:rPr>
+        <w:t xml:space="preserve">%VDM% -c -s 4GB -a lsilogic -t 2 D:\RAC\SHARED\test3.vmdk</w:t>
+      </w:r>
+    </w:p>
+    <w:p>
+      <w:pPr>
+        <w:pBdr>
+          <w:left w:val="single" w:sz="8" w:space="6" w:color="2E75B6"/>
+        </w:pBdr>
+        <w:shd w:val="clear" w:color="auto" w:fill="EEF4FB"/>
+        <w:spacing w:after="40"/>
+        <w:ind w:left="300"/>
+      </w:pPr>
+      <w:r>
+        <w:rPr>
+          <w:rFonts w:ascii="Courier New" w:eastAsia="Courier New" w:hAnsi="Courier New" w:cs="Courier New"/>
+          <w:color w:val="1E3A5F"/>
+          <w:sz w:val="19"/>
+          <w:szCs w:val="19"/>
+        </w:rPr>
+        <w:t xml:space="preserve">%VDM% -c -s 4GB -a lsilogic -t 2 D:\RAC\SHARED\test4.vmdk</w:t>
+      </w:r>
+    </w:p>
+    <w:p>
+      <w:pPr>
+        <w:pBdr>
+          <w:left w:val="single" w:sz="8" w:space="6" w:color="2E75B6"/>
+        </w:pBdr>
+        <w:shd w:val="clear" w:color="auto" w:fill="EEF4FB"/>
+        <w:spacing w:after="40"/>
+        <w:ind w:left="300"/>
+      </w:pPr>
+      <w:r>
+        <w:rPr>
+          <w:rFonts w:ascii="Courier New" w:eastAsia="Courier New" w:hAnsi="Courier New" w:cs="Courier New"/>
+          <w:color w:val="1E3A5F"/>
+          <w:sz w:val="19"/>
+          <w:szCs w:val="19"/>
+        </w:rPr>
+        <w:t xml:space="preserve">%VDM% -c -s 4GB -a lsilogic -t 2 D:\RAC\SHARED\test5.vmdk</w:t>
+      </w:r>
+    </w:p>
+    <w:p>
+      <w:pPr>
+        <w:pBdr>
+          <w:left w:val="single" w:sz="8" w:space="6" w:color="2E75B6"/>
+        </w:pBdr>
+        <w:shd w:val="clear" w:color="auto" w:fill="EEF4FB"/>
+        <w:spacing w:after="40"/>
+        <w:ind w:left="300"/>
+      </w:pPr>
+      <w:r>
+        <w:rPr>
+          <w:rFonts w:ascii="Courier New" w:eastAsia="Courier New" w:hAnsi="Courier New" w:cs="Courier New"/>
+          <w:color w:val="1E3A5F"/>
+          <w:sz w:val="19"/>
+          <w:szCs w:val="19"/>
+        </w:rPr>
+        <w:t xml:space="preserve">%VDM% -c -s 4GB -a lsilogic -t 2 D:\RAC\SHARED\test6.vmdk</w:t>
+      </w:r>
+    </w:p>
+    <w:p>
+      <w:pPr>
+        <w:spacing w:after="80"/>
+      </w:pPr>
+    </w:p>
+    <w:tbl>
+      <w:tblPr>
+        <w:tblW w:w="9200" w:type="dxa"/>
+        <w:tblBorders>
+          <w:top w:val="single" w:sz="4" w:space="0" w:color="auto"/>
+          <w:left w:val="single" w:sz="4" w:space="0" w:color="auto"/>
+          <w:bottom w:val="single" w:sz="4" w:space="0" w:color="auto"/>
+          <w:right w:val="single" w:sz="4" w:space="0" w:color="auto"/>
+          <w:insideH w:val="single" w:sz="4" w:space="0" w:color="auto"/>
+          <w:insideV w:val="single" w:sz="4" w:space="0" w:color="auto"/>
+        </w:tblBorders>
+        <w:tblCellMar>
+          <w:left w:w="10" w:type="dxa"/>
+          <w:right w:w="10" w:type="dxa"/>
+        </w:tblCellMar>
+        <w:tblLook w:val="04A0" w:firstRow="1" w:lastRow="0" w:firstColumn="1" w:lastColumn="0" w:noHBand="0" w:noVBand="1"/>
+      </w:tblPr>
+      <w:tblGrid>
+        <w:gridCol w:w="9200"/>
+      </w:tblGrid>
+      <w:tr>
+        <w:tc>
+          <w:tcPr>
+            <w:tcW w:w="9200" w:type="dxa"/>
+            <w:tcBorders>
+              <w:top w:val="single" w:sz="4" w:space="0" w:color="2E75B6"/>
+              <w:left w:val="single" w:sz="4" w:space="0" w:color="2E75B6"/>
+              <w:bottom w:val="single" w:sz="4" w:space="0" w:color="2E75B6"/>
+              <w:right w:val="single" w:sz="4" w:space="0" w:color="2E75B6"/>
+            </w:tcBorders>
+            <w:shd w:val="clear" w:color="auto" w:fill="D6E4F0"/>
+            <w:tcMar>
+              <w:top w:w="100" w:type="dxa"/>
+              <w:left w:w="200" w:type="dxa"/>
+              <w:bottom w:w="100" w:type="dxa"/>
+              <w:right w:w="200" w:type="dxa"/>
+            </w:tcMar>
+          </w:tcPr>
+          <w:p>
+            <w:pPr>
+              <w:spacing w:after="40"/>
+            </w:pPr>
+            <w:r>
+              <w:rPr>
+                <w:b/>
+                <w:bCs/>
+                <w:color w:val="2E75B6"/>
+                <w:sz w:val="21"/>
+                <w:szCs w:val="21"/>
+              </w:rPr>
+              <w:t xml:space="preserve">ℹ️  참고  </w:t>
+            </w:r>
+            <w:r>
+              <w:rPr>
+                <w:color w:val="595959"/>
+                <w:sz w:val="21"/>
+                <w:szCs w:val="21"/>
+              </w:rPr>
+              <w:t xml:space="preserve">2-1 과 같이 -t 2(미리 할당)로 만듭니다. 4GB 디스크 하나에 30~50초가 걸렸으므로 6개에 약 5분을 잡습니다. 공유 디스크 합계는 96GB 에서 120GB 가 됩니다.</w:t>
+            </w:r>
+          </w:p>
+        </w:tc>
+      </w:tr>
+    </w:tbl>
+    <w:p>
+      <w:pPr>
+        <w:spacing w:after="60"/>
+      </w:pPr>
+    </w:p>
+    <w:p>
+      <w:pPr>
+        <w:keepNext/>
+        <w:pStyle w:val="2"/>
+        <w:spacing w:before="160" w:after="60"/>
+      </w:pPr>
+      <w:r>
+        <w:rPr>
+          <w:color w:val="2E75B6"/>
+        </w:rPr>
+        <w:t xml:space="preserve">▶ E-3. vmx 에 연결 — 두 VM 정지 상태에서</w:t>
+      </w:r>
+    </w:p>
+    <w:p>
+      <w:pPr>
+        <w:spacing w:after="100"/>
+      </w:pPr>
+      <w:r>
+        <w:rPr>
+          <w:color w:val="595959"/>
+          <w:sz w:val="21"/>
+          <w:szCs w:val="21"/>
+        </w:rPr>
+        <w:t xml:space="preserve">2-2 Step 3 에서 만든 공유 SCSI 컨트롤러(scsi1)에 타깃 9~14 로 붙입니다. 0~6 과 8 은 crs·data·fra 가 쓰고 7 은 컨트롤러 예약입니다. RAC1.vmx 와 RAC2.vmx 에 같은 항목을 넣습니다.</w:t>
+      </w:r>
+    </w:p>
+    <w:p>
+      <w:pPr>
+        <w:keepNext/>
+        <w:pBdr>
+          <w:left w:val="single" w:sz="8" w:space="6" w:color="2E75B6"/>
+        </w:pBdr>
+        <w:shd w:val="clear" w:color="auto" w:fill="BDD7EE"/>
+        <w:spacing w:before="120"/>
+        <w:ind w:left="300"/>
+      </w:pPr>
+      <w:r>
+        <w:rPr>
+          <w:b/>
+          <w:bCs/>
+          <w:color w:val="1F3864"/>
+          <w:sz w:val="19"/>
+          <w:szCs w:val="19"/>
+        </w:rPr>
+        <w:t xml:space="preserve">📄 D:\RAC\RAC1\RAC1.vmx  (RAC2.vmx 도 동일)</w:t>
+      </w:r>
+    </w:p>
+    <w:p>
+      <w:pPr>
+        <w:pBdr>
+          <w:left w:val="single" w:sz="8" w:space="6" w:color="2E75B6"/>
+        </w:pBdr>
+        <w:shd w:val="clear" w:color="auto" w:fill="EEF4FB"/>
+        <w:spacing w:after="40"/>
+        <w:ind w:left="300"/>
+      </w:pPr>
+      <w:r>
+        <w:rPr>
+          <w:rFonts w:ascii="Courier New" w:eastAsia="Courier New" w:hAnsi="Courier New" w:cs="Courier New"/>
+          <w:color w:val="1E3A5F"/>
+          <w:sz w:val="19"/>
+          <w:szCs w:val="19"/>
+        </w:rPr>
+        <w:t xml:space="preserve">scsi1:9.present = "TRUE"</w:t>
+      </w:r>
+    </w:p>
+    <w:p>
+      <w:pPr>
+        <w:pBdr>
+          <w:left w:val="single" w:sz="8" w:space="6" w:color="2E75B6"/>
+        </w:pBdr>
+        <w:shd w:val="clear" w:color="auto" w:fill="EEF4FB"/>
+        <w:spacing w:after="40"/>
+        <w:ind w:left="300"/>
+      </w:pPr>
+      <w:r>
+        <w:rPr>
+          <w:rFonts w:ascii="Courier New" w:eastAsia="Courier New" w:hAnsi="Courier New" w:cs="Courier New"/>
+          <w:color w:val="1E3A5F"/>
+          <w:sz w:val="19"/>
+          <w:szCs w:val="19"/>
+        </w:rPr>
+        <w:t xml:space="preserve">scsi1:9.fileName = "D:\RAC\SHARED\test1.vmdk"</w:t>
+      </w:r>
+    </w:p>
+    <w:p>
+      <w:pPr>
+        <w:pBdr>
+          <w:left w:val="single" w:sz="8" w:space="6" w:color="2E75B6"/>
+        </w:pBdr>
+        <w:shd w:val="clear" w:color="auto" w:fill="EEF4FB"/>
+        <w:spacing w:after="40"/>
+        <w:ind w:left="300"/>
+      </w:pPr>
+      <w:r>
+        <w:rPr>
+          <w:rFonts w:ascii="Courier New" w:eastAsia="Courier New" w:hAnsi="Courier New" w:cs="Courier New"/>
+          <w:color w:val="1E3A5F"/>
+          <w:sz w:val="19"/>
+          <w:szCs w:val="19"/>
+        </w:rPr>
+        <w:t xml:space="preserve">scsi1:9.mode = "independent-persistent"</w:t>
+      </w:r>
+    </w:p>
+    <w:p>
+      <w:pPr>
+        <w:pBdr>
+          <w:left w:val="single" w:sz="8" w:space="6" w:color="2E75B6"/>
+        </w:pBdr>
+        <w:shd w:val="clear" w:color="auto" w:fill="EEF4FB"/>
+        <w:spacing w:after="40"/>
+        <w:ind w:left="300"/>
+      </w:pPr>
+      <w:r>
+        <w:rPr>
+          <w:rFonts w:ascii="Courier New" w:eastAsia="Courier New" w:hAnsi="Courier New" w:cs="Courier New"/>
+          <w:color w:val="1E3A5F"/>
+          <w:sz w:val="19"/>
+          <w:szCs w:val="19"/>
+        </w:rPr>
+        <w:t xml:space="preserve">scsi1:9.deviceType = "disk"</w:t>
+      </w:r>
+    </w:p>
+    <w:p>
+      <w:pPr>
+        <w:pBdr>
+          <w:left w:val="single" w:sz="8" w:space="6" w:color="2E75B6"/>
+        </w:pBdr>
+        <w:shd w:val="clear" w:color="auto" w:fill="EEF4FB"/>
+        <w:spacing w:after="40"/>
+        <w:ind w:left="300"/>
+      </w:pPr>
+      <w:r>
+        <w:rPr>
+          <w:rFonts w:ascii="Courier New" w:eastAsia="Courier New" w:hAnsi="Courier New" w:cs="Courier New"/>
+          <w:color w:val="1E3A5F"/>
+          <w:sz w:val="19"/>
+          <w:szCs w:val="19"/>
+        </w:rPr>
+        <w:t xml:space="preserve">scsi1:9.redo = ""</w:t>
+      </w:r>
+    </w:p>
+    <w:p>
+      <w:pPr>
+        <w:pBdr>
+          <w:left w:val="single" w:sz="8" w:space="6" w:color="2E75B6"/>
+        </w:pBdr>
+        <w:shd w:val="clear" w:color="auto" w:fill="EEF4FB"/>
+        <w:spacing w:after="40"/>
+        <w:ind w:left="300"/>
+      </w:pPr>
+      <w:r>
+        <w:rPr>
+          <w:rFonts w:ascii="Courier New" w:eastAsia="Courier New" w:hAnsi="Courier New" w:cs="Courier New"/>
+          <w:color w:val="1E3A5F"/>
+          <w:sz w:val="19"/>
+          <w:szCs w:val="19"/>
+        </w:rPr>
+        <w:t xml:space="preserve">#   test2=scsi1:10  test3=scsi1:11  test4=scsi1:12</w:t>
+      </w:r>
+    </w:p>
+    <w:p>
+      <w:pPr>
+        <w:pBdr>
+          <w:left w:val="single" w:sz="8" w:space="6" w:color="2E75B6"/>
+        </w:pBdr>
+        <w:shd w:val="clear" w:color="auto" w:fill="EEF4FB"/>
+        <w:spacing w:after="40"/>
+        <w:ind w:left="300"/>
+      </w:pPr>
+      <w:r>
+        <w:rPr>
+          <w:rFonts w:ascii="Courier New" w:eastAsia="Courier New" w:hAnsi="Courier New" w:cs="Courier New"/>
+          <w:color w:val="1E3A5F"/>
+          <w:sz w:val="19"/>
+          <w:szCs w:val="19"/>
+        </w:rPr>
+        <w:t xml:space="preserve">#   test5=scsi1:13  test6=scsi1:14  — 같은 형식으로 반복</w:t>
+      </w:r>
+    </w:p>
+    <w:p>
+      <w:pPr>
+        <w:spacing w:after="80"/>
+      </w:pPr>
+    </w:p>
+    <w:tbl>
+      <w:tblPr>
+        <w:tblW w:w="9200" w:type="dxa"/>
+        <w:tblBorders>
+          <w:top w:val="single" w:sz="4" w:space="0" w:color="auto"/>
+          <w:left w:val="single" w:sz="4" w:space="0" w:color="auto"/>
+          <w:bottom w:val="single" w:sz="4" w:space="0" w:color="auto"/>
+          <w:right w:val="single" w:sz="4" w:space="0" w:color="auto"/>
+          <w:insideH w:val="single" w:sz="4" w:space="0" w:color="auto"/>
+          <w:insideV w:val="single" w:sz="4" w:space="0" w:color="auto"/>
+        </w:tblBorders>
+        <w:tblCellMar>
+          <w:left w:w="10" w:type="dxa"/>
+          <w:right w:w="10" w:type="dxa"/>
+        </w:tblCellMar>
+        <w:tblLook w:val="04A0" w:firstRow="1" w:lastRow="0" w:firstColumn="1" w:lastColumn="0" w:noHBand="0" w:noVBand="1"/>
+      </w:tblPr>
+      <w:tblGrid>
+        <w:gridCol w:w="9200"/>
+      </w:tblGrid>
+      <w:tr>
+        <w:tc>
+          <w:tcPr>
+            <w:tcW w:w="9200" w:type="dxa"/>
+            <w:tcBorders>
+              <w:top w:val="single" w:sz="4" w:space="0" w:color="2E75B6"/>
+              <w:left w:val="single" w:sz="4" w:space="0" w:color="2E75B6"/>
+              <w:bottom w:val="single" w:sz="4" w:space="0" w:color="2E75B6"/>
+              <w:right w:val="single" w:sz="4" w:space="0" w:color="2E75B6"/>
+            </w:tcBorders>
+            <w:shd w:val="clear" w:color="auto" w:fill="D6E4F0"/>
+            <w:tcMar>
+              <w:top w:w="100" w:type="dxa"/>
+              <w:left w:w="200" w:type="dxa"/>
+              <w:bottom w:w="100" w:type="dxa"/>
+              <w:right w:w="200" w:type="dxa"/>
+            </w:tcMar>
+          </w:tcPr>
+          <w:p>
+            <w:pPr>
+              <w:spacing w:after="40"/>
+            </w:pPr>
+            <w:r>
+              <w:rPr>
+                <w:b/>
+                <w:bCs/>
+                <w:color w:val="2E75B6"/>
+                <w:sz w:val="21"/>
+                <w:szCs w:val="21"/>
+              </w:rPr>
+              <w:t xml:space="preserve">✅  팁  </w:t>
+            </w:r>
+            <w:r>
+              <w:rPr>
+                <w:color w:val="595959"/>
+                <w:sz w:val="21"/>
+                <w:szCs w:val="21"/>
+              </w:rPr>
+              <w:t xml:space="preserve">host/04_add_test_disks.ps1 은 E-2 와 E-3 을 한 번에 합니다. 두 VM 이 실행 중이면 멈추고, scsi1.sharedBus 가 없는 vmx 는 거부합니다. 이미 있는 vmdk 는 건너뛰므로 다시 실행해도 됩니다.</w:t>
+            </w:r>
+          </w:p>
+        </w:tc>
+      </w:tr>
+    </w:tbl>
+    <w:p>
+      <w:pPr>
+        <w:spacing w:after="60"/>
+      </w:pPr>
+    </w:p>
+    <w:p>
+      <w:pPr>
+        <w:keepNext/>
+        <w:pStyle w:val="2"/>
+        <w:spacing w:before="160" w:after="60"/>
+      </w:pPr>
+      <w:r>
+        <w:rPr>
+          <w:color w:val="2E75B6"/>
+        </w:rPr>
+        <w:t xml:space="preserve">▶ E-4. udev 규칙 덧붙이기 — rac1 에서 만들고 rac2 로 복사</w:t>
+      </w:r>
+    </w:p>
+    <w:p>
+      <w:pPr>
+        <w:keepNext/>
+        <w:spacing w:before="180" w:after="80"/>
+      </w:pPr>
+      <w:r>
+        <w:rPr>
+          <w:b/>
+          <w:bCs/>
+          <w:color w:val="2E75B6"/>
+        </w:rPr>
+        <w:t xml:space="preserve">Step 1. </w:t>
+      </w:r>
+      <w:r>
+        <w:rPr>
+          <w:b/>
+          <w:bCs/>
+          <w:color w:val="1F3864"/>
+        </w:rPr>
+        <w:t xml:space="preserve">두 VM 기동</w:t>
+      </w:r>
+    </w:p>
+    <w:p>
+      <w:pPr>
+        <w:keepNext/>
+        <w:pBdr>
+          <w:left w:val="single" w:sz="8" w:space="6" w:color="2E75B6"/>
+        </w:pBdr>
+        <w:shd w:val="clear" w:color="auto" w:fill="BDD7EE"/>
+        <w:spacing w:before="120"/>
+        <w:ind w:left="300"/>
+      </w:pPr>
+      <w:r>
+        <w:rPr>
+          <w:b/>
+          <w:bCs/>
+          <w:color w:val="1F3864"/>
+          <w:sz w:val="19"/>
+          <w:szCs w:val="19"/>
+        </w:rPr>
+        <w:t xml:space="preserve">📄 [호스트 cmd]</w:t>
+      </w:r>
+    </w:p>
+    <w:p>
+      <w:pPr>
+        <w:pBdr>
+          <w:left w:val="single" w:sz="8" w:space="6" w:color="2E75B6"/>
+        </w:pBdr>
+        <w:shd w:val="clear" w:color="auto" w:fill="EEF4FB"/>
+        <w:spacing w:after="40"/>
+        <w:ind w:left="300"/>
+      </w:pPr>
+      <w:r>
+        <w:rPr>
+          <w:rFonts w:ascii="Courier New" w:eastAsia="Courier New" w:hAnsi="Courier New" w:cs="Courier New"/>
+          <w:color w:val="1E3A5F"/>
+          <w:sz w:val="19"/>
+          <w:szCs w:val="19"/>
+        </w:rPr>
+        <w:t xml:space="preserve">set VMRUN="C:\Program Files (x86)\VMware\VMware Workstation\vmrun.exe"</w:t>
+      </w:r>
+    </w:p>
+    <w:p>
+      <w:pPr>
+        <w:pBdr>
+          <w:left w:val="single" w:sz="8" w:space="6" w:color="2E75B6"/>
+        </w:pBdr>
+        <w:shd w:val="clear" w:color="auto" w:fill="EEF4FB"/>
+        <w:spacing w:after="40"/>
+        <w:ind w:left="300"/>
+      </w:pPr>
+      <w:r>
+        <w:rPr>
+          <w:rFonts w:ascii="Courier New" w:eastAsia="Courier New" w:hAnsi="Courier New" w:cs="Courier New"/>
+          <w:color w:val="1E3A5F"/>
+          <w:sz w:val="19"/>
+          <w:szCs w:val="19"/>
+        </w:rPr>
+        <w:t xml:space="preserve">%VMRUN% start "D:\RAC\RAC1\RAC1.vmx"</w:t>
+      </w:r>
+    </w:p>
+    <w:p>
+      <w:pPr>
+        <w:pBdr>
+          <w:left w:val="single" w:sz="8" w:space="6" w:color="2E75B6"/>
+        </w:pBdr>
+        <w:shd w:val="clear" w:color="auto" w:fill="EEF4FB"/>
+        <w:spacing w:after="40"/>
+        <w:ind w:left="300"/>
+      </w:pPr>
+      <w:r>
+        <w:rPr>
+          <w:rFonts w:ascii="Courier New" w:eastAsia="Courier New" w:hAnsi="Courier New" w:cs="Courier New"/>
+          <w:color w:val="1E3A5F"/>
+          <w:sz w:val="19"/>
+          <w:szCs w:val="19"/>
+        </w:rPr>
+        <w:t xml:space="preserve">%VMRUN% start "D:\RAC\RAC2\RAC2.vmx"</w:t>
+      </w:r>
+    </w:p>
+    <w:p>
+      <w:pPr>
+        <w:spacing w:after="80"/>
+      </w:pPr>
+    </w:p>
+    <w:p>
+      <w:pPr>
+        <w:keepNext/>
+        <w:spacing w:before="180" w:after="80"/>
+      </w:pPr>
+      <w:r>
+        <w:rPr>
+          <w:b/>
+          <w:bCs/>
+          <w:color w:val="2E75B6"/>
+        </w:rPr>
+        <w:t xml:space="preserve">Step 2. </w:t>
+      </w:r>
+      <w:r>
+        <w:rPr>
+          <w:b/>
+          <w:bCs/>
+          <w:color w:val="1F3864"/>
+        </w:rPr>
+        <w:t xml:space="preserve">규칙에 없는 4GB 디스크를 test1~6 으로 등록 — rac1, root</w:t>
+      </w:r>
+    </w:p>
+    <w:p>
+      <w:pPr>
+        <w:keepNext/>
+        <w:pBdr>
+          <w:left w:val="single" w:sz="8" w:space="6" w:color="2E75B6"/>
+        </w:pBdr>
+        <w:shd w:val="clear" w:color="auto" w:fill="BDD7EE"/>
+        <w:spacing w:before="120"/>
+        <w:ind w:left="300"/>
+      </w:pPr>
+      <w:r>
+        <w:rPr>
+          <w:b/>
+          <w:bCs/>
+          <w:color w:val="1F3864"/>
+          <w:sz w:val="19"/>
+          <w:szCs w:val="19"/>
+        </w:rPr>
+        <w:t xml:space="preserve">📄 [root@rac1 ~]#</w:t>
+      </w:r>
+    </w:p>
+    <w:p>
+      <w:pPr>
+        <w:pBdr>
+          <w:left w:val="single" w:sz="8" w:space="6" w:color="2E75B6"/>
+        </w:pBdr>
+        <w:shd w:val="clear" w:color="auto" w:fill="EEF4FB"/>
+        <w:spacing w:after="40"/>
+        <w:ind w:left="300"/>
+      </w:pPr>
+      <w:r>
+        <w:rPr>
+          <w:rFonts w:ascii="Courier New" w:eastAsia="Courier New" w:hAnsi="Courier New" w:cs="Courier New"/>
+          <w:color w:val="1E3A5F"/>
+          <w:sz w:val="19"/>
+          <w:szCs w:val="19"/>
+        </w:rPr>
+        <w:t xml:space="preserve">RULE=/etc/udev/rules.d/99-oracle-asmdisk.rules</w:t>
+      </w:r>
+    </w:p>
+    <w:p>
+      <w:pPr>
+        <w:pBdr>
+          <w:left w:val="single" w:sz="8" w:space="6" w:color="2E75B6"/>
+        </w:pBdr>
+        <w:shd w:val="clear" w:color="auto" w:fill="EEF4FB"/>
+        <w:spacing w:after="40"/>
+        <w:ind w:left="300"/>
+      </w:pPr>
+      <w:r>
+        <w:rPr>
+          <w:rFonts w:ascii="Courier New" w:eastAsia="Courier New" w:hAnsi="Courier New" w:cs="Courier New"/>
+          <w:color w:val="1E3A5F"/>
+          <w:sz w:val="19"/>
+          <w:szCs w:val="19"/>
+        </w:rPr>
+        <w:t xml:space="preserve">cp -p $RULE /root/99-oracle-asmdisk.rules.before_test</w:t>
+      </w:r>
+    </w:p>
+    <w:p>
+      <w:pPr>
+        <w:pBdr>
+          <w:left w:val="single" w:sz="8" w:space="6" w:color="2E75B6"/>
+        </w:pBdr>
+        <w:shd w:val="clear" w:color="auto" w:fill="EEF4FB"/>
+        <w:spacing w:after="40"/>
+        <w:ind w:left="300"/>
+      </w:pPr>
+      <w:r>
+        <w:rPr>
+          <w:rFonts w:ascii="Courier New" w:eastAsia="Courier New" w:hAnsi="Courier New" w:cs="Courier New"/>
+          <w:color w:val="1E3A5F"/>
+          <w:sz w:val="19"/>
+          <w:szCs w:val="19"/>
+        </w:rPr>
+        <w:t xml:space="preserve">n=1</w:t>
+      </w:r>
+    </w:p>
+    <w:p>
+      <w:pPr>
+        <w:pBdr>
+          <w:left w:val="single" w:sz="8" w:space="6" w:color="2E75B6"/>
+        </w:pBdr>
+        <w:shd w:val="clear" w:color="auto" w:fill="EEF4FB"/>
+        <w:spacing w:after="40"/>
+        <w:ind w:left="300"/>
+      </w:pPr>
+      <w:r>
+        <w:rPr>
+          <w:rFonts w:ascii="Courier New" w:eastAsia="Courier New" w:hAnsi="Courier New" w:cs="Courier New"/>
+          <w:color w:val="1E3A5F"/>
+          <w:sz w:val="19"/>
+          <w:szCs w:val="19"/>
+        </w:rPr>
+        <w:t xml:space="preserve">for d in /dev/sd?; do</w:t>
+      </w:r>
+    </w:p>
+    <w:p>
+      <w:pPr>
+        <w:pBdr>
+          <w:left w:val="single" w:sz="8" w:space="6" w:color="2E75B6"/>
+        </w:pBdr>
+        <w:shd w:val="clear" w:color="auto" w:fill="EEF4FB"/>
+        <w:spacing w:after="40"/>
+        <w:ind w:left="300"/>
+      </w:pPr>
+      <w:r>
+        <w:rPr>
+          <w:rFonts w:ascii="Courier New" w:eastAsia="Courier New" w:hAnsi="Courier New" w:cs="Courier New"/>
+          <w:color w:val="1E3A5F"/>
+          <w:sz w:val="19"/>
+          <w:szCs w:val="19"/>
+        </w:rPr>
+        <w:t xml:space="preserve">  id=$(/lib/udev/scsi_id -g -u -d $d 2&gt;/dev/null)</w:t>
+      </w:r>
+    </w:p>
+    <w:p>
+      <w:pPr>
+        <w:pBdr>
+          <w:left w:val="single" w:sz="8" w:space="6" w:color="2E75B6"/>
+        </w:pBdr>
+        <w:shd w:val="clear" w:color="auto" w:fill="EEF4FB"/>
+        <w:spacing w:after="40"/>
+        <w:ind w:left="300"/>
+      </w:pPr>
+      <w:r>
+        <w:rPr>
+          <w:rFonts w:ascii="Courier New" w:eastAsia="Courier New" w:hAnsi="Courier New" w:cs="Courier New"/>
+          <w:color w:val="1E3A5F"/>
+          <w:sz w:val="19"/>
+          <w:szCs w:val="19"/>
+        </w:rPr>
+        <w:t xml:space="preserve">  [ -z "$id" ] &amp;&amp; continue</w:t>
+      </w:r>
+    </w:p>
+    <w:p>
+      <w:pPr>
+        <w:pBdr>
+          <w:left w:val="single" w:sz="8" w:space="6" w:color="2E75B6"/>
+        </w:pBdr>
+        <w:shd w:val="clear" w:color="auto" w:fill="EEF4FB"/>
+        <w:spacing w:after="40"/>
+        <w:ind w:left="300"/>
+      </w:pPr>
+      <w:r>
+        <w:rPr>
+          <w:rFonts w:ascii="Courier New" w:eastAsia="Courier New" w:hAnsi="Courier New" w:cs="Courier New"/>
+          <w:color w:val="1E3A5F"/>
+          <w:sz w:val="19"/>
+          <w:szCs w:val="19"/>
+        </w:rPr>
+        <w:t xml:space="preserve">  grep -q "$id" $RULE &amp;&amp; continue          # crs·data·fra 는 이미 있다</w:t>
+      </w:r>
+    </w:p>
+    <w:p>
+      <w:pPr>
+        <w:pBdr>
+          <w:left w:val="single" w:sz="8" w:space="6" w:color="2E75B6"/>
+        </w:pBdr>
+        <w:shd w:val="clear" w:color="auto" w:fill="EEF4FB"/>
+        <w:spacing w:after="40"/>
+        <w:ind w:left="300"/>
+      </w:pPr>
+      <w:r>
+        <w:rPr>
+          <w:rFonts w:ascii="Courier New" w:eastAsia="Courier New" w:hAnsi="Courier New" w:cs="Courier New"/>
+          <w:color w:val="1E3A5F"/>
+          <w:sz w:val="19"/>
+          <w:szCs w:val="19"/>
+        </w:rPr>
+        <w:t xml:space="preserve">  [ $(( $(lsblk -bdno SIZE $d) / 1073741824 )) -eq 4 ] || continue</w:t>
+      </w:r>
+    </w:p>
+    <w:p>
+      <w:pPr>
+        <w:pBdr>
+          <w:left w:val="single" w:sz="8" w:space="6" w:color="2E75B6"/>
+        </w:pBdr>
+        <w:shd w:val="clear" w:color="auto" w:fill="EEF4FB"/>
+        <w:spacing w:after="40"/>
+        <w:ind w:left="300"/>
+      </w:pPr>
+      <w:r>
+        <w:rPr>
+          <w:rFonts w:ascii="Courier New" w:eastAsia="Courier New" w:hAnsi="Courier New" w:cs="Courier New"/>
+          <w:color w:val="1E3A5F"/>
+          <w:sz w:val="19"/>
+          <w:szCs w:val="19"/>
+        </w:rPr>
+        <w:t xml:space="preserve">  echo "KERNEL==\"sd?\", SUBSYSTEM==\"block\", \</w:t>
+      </w:r>
+    </w:p>
+    <w:p>
+      <w:pPr>
+        <w:pBdr>
+          <w:left w:val="single" w:sz="8" w:space="6" w:color="2E75B6"/>
+        </w:pBdr>
+        <w:shd w:val="clear" w:color="auto" w:fill="EEF4FB"/>
+        <w:spacing w:after="40"/>
+        <w:ind w:left="300"/>
+      </w:pPr>
+      <w:r>
+        <w:rPr>
+          <w:rFonts w:ascii="Courier New" w:eastAsia="Courier New" w:hAnsi="Courier New" w:cs="Courier New"/>
+          <w:color w:val="1E3A5F"/>
+          <w:sz w:val="19"/>
+          <w:szCs w:val="19"/>
+        </w:rPr>
+        <w:t xml:space="preserve">PROGRAM==\"/lib/udev/scsi_id -g -u -d \$devnode\", RESULT==\"$id\", \</w:t>
+      </w:r>
+    </w:p>
+    <w:p>
+      <w:pPr>
+        <w:pBdr>
+          <w:left w:val="single" w:sz="8" w:space="6" w:color="2E75B6"/>
+        </w:pBdr>
+        <w:shd w:val="clear" w:color="auto" w:fill="EEF4FB"/>
+        <w:spacing w:after="40"/>
+        <w:ind w:left="300"/>
+      </w:pPr>
+      <w:r>
+        <w:rPr>
+          <w:rFonts w:ascii="Courier New" w:eastAsia="Courier New" w:hAnsi="Courier New" w:cs="Courier New"/>
+          <w:color w:val="1E3A5F"/>
+          <w:sz w:val="19"/>
+          <w:szCs w:val="19"/>
+        </w:rPr>
+        <w:t xml:space="preserve">SYMLINK+=\"asmdisk/test$n\", OWNER=\"grid\", GROUP=\"asmadmin\", MODE=\"0660\"" &gt;&gt; $RULE</w:t>
+      </w:r>
+    </w:p>
+    <w:p>
+      <w:pPr>
+        <w:pBdr>
+          <w:left w:val="single" w:sz="8" w:space="6" w:color="2E75B6"/>
+        </w:pBdr>
+        <w:shd w:val="clear" w:color="auto" w:fill="EEF4FB"/>
+        <w:spacing w:after="40"/>
+        <w:ind w:left="300"/>
+      </w:pPr>
+      <w:r>
+        <w:rPr>
+          <w:rFonts w:ascii="Courier New" w:eastAsia="Courier New" w:hAnsi="Courier New" w:cs="Courier New"/>
+          <w:color w:val="1E3A5F"/>
+          <w:sz w:val="19"/>
+          <w:szCs w:val="19"/>
+        </w:rPr>
+        <w:t xml:space="preserve">  echo "test$n &lt;- $d ($id)"; n=$((n+1))</w:t>
+      </w:r>
+    </w:p>
+    <w:p>
+      <w:pPr>
+        <w:pBdr>
+          <w:left w:val="single" w:sz="8" w:space="6" w:color="2E75B6"/>
+        </w:pBdr>
+        <w:shd w:val="clear" w:color="auto" w:fill="EEF4FB"/>
+        <w:spacing w:after="40"/>
+        <w:ind w:left="300"/>
+      </w:pPr>
+      <w:r>
+        <w:rPr>
+          <w:rFonts w:ascii="Courier New" w:eastAsia="Courier New" w:hAnsi="Courier New" w:cs="Courier New"/>
+          <w:color w:val="1E3A5F"/>
+          <w:sz w:val="19"/>
+          <w:szCs w:val="19"/>
+        </w:rPr>
+        <w:t xml:space="preserve">done</w:t>
+      </w:r>
+    </w:p>
+    <w:p>
+      <w:pPr>
+        <w:pBdr>
+          <w:left w:val="single" w:sz="8" w:space="6" w:color="2E75B6"/>
+        </w:pBdr>
+        <w:shd w:val="clear" w:color="auto" w:fill="EEF4FB"/>
+        <w:spacing w:after="40"/>
+        <w:ind w:left="300"/>
+      </w:pPr>
+      <w:r>
+        <w:rPr>
+          <w:rFonts w:ascii="Courier New" w:eastAsia="Courier New" w:hAnsi="Courier New" w:cs="Courier New"/>
+          <w:color w:val="1E3A5F"/>
+          <w:sz w:val="19"/>
+          <w:szCs w:val="19"/>
+        </w:rPr>
+        <w:t xml:space="preserve">udevadm control --reload-rules</w:t>
+      </w:r>
+    </w:p>
+    <w:p>
+      <w:pPr>
+        <w:pBdr>
+          <w:left w:val="single" w:sz="8" w:space="6" w:color="2E75B6"/>
+        </w:pBdr>
+        <w:shd w:val="clear" w:color="auto" w:fill="EEF4FB"/>
+        <w:spacing w:after="40"/>
+        <w:ind w:left="300"/>
+      </w:pPr>
+      <w:r>
+        <w:rPr>
+          <w:rFonts w:ascii="Courier New" w:eastAsia="Courier New" w:hAnsi="Courier New" w:cs="Courier New"/>
+          <w:color w:val="1E3A5F"/>
+          <w:sz w:val="19"/>
+          <w:szCs w:val="19"/>
+        </w:rPr>
+        <w:t xml:space="preserve">udevadm trigger --type=devices --action=change</w:t>
+      </w:r>
+    </w:p>
+    <w:p>
+      <w:pPr>
+        <w:spacing w:after="80"/>
+      </w:pPr>
+    </w:p>
+    <w:p>
+      <w:pPr>
+        <w:keepNext/>
+        <w:spacing w:before="180" w:after="80"/>
+      </w:pPr>
+      <w:r>
+        <w:rPr>
+          <w:b/>
+          <w:bCs/>
+          <w:color w:val="2E75B6"/>
+        </w:rPr>
+        <w:t xml:space="preserve">Step 3. </w:t>
+      </w:r>
+      <w:r>
+        <w:rPr>
+          <w:b/>
+          <w:bCs/>
+          <w:color w:val="1F3864"/>
+        </w:rPr>
+        <w:t xml:space="preserve">같은 규칙 파일을 rac2 에 복사 — rac1, root (rac2 root 암호 입력)</w:t>
+      </w:r>
+    </w:p>
+    <w:p>
+      <w:pPr>
+        <w:keepNext/>
+        <w:pBdr>
+          <w:left w:val="single" w:sz="8" w:space="6" w:color="2E75B6"/>
+        </w:pBdr>
+        <w:shd w:val="clear" w:color="auto" w:fill="BDD7EE"/>
+        <w:spacing w:before="120"/>
+        <w:ind w:left="300"/>
+      </w:pPr>
+      <w:r>
+        <w:rPr>
+          <w:b/>
+          <w:bCs/>
+          <w:color w:val="1F3864"/>
+          <w:sz w:val="19"/>
+          <w:szCs w:val="19"/>
+        </w:rPr>
+        <w:t xml:space="preserve">📄 [root@rac1 ~]#</w:t>
+      </w:r>
+    </w:p>
+    <w:p>
+      <w:pPr>
+        <w:pBdr>
+          <w:left w:val="single" w:sz="8" w:space="6" w:color="2E75B6"/>
+        </w:pBdr>
+        <w:shd w:val="clear" w:color="auto" w:fill="EEF4FB"/>
+        <w:spacing w:after="40"/>
+        <w:ind w:left="300"/>
+      </w:pPr>
+      <w:r>
+        <w:rPr>
+          <w:rFonts w:ascii="Courier New" w:eastAsia="Courier New" w:hAnsi="Courier New" w:cs="Courier New"/>
+          <w:color w:val="1E3A5F"/>
+          <w:sz w:val="19"/>
+          <w:szCs w:val="19"/>
+        </w:rPr>
+        <w:t xml:space="preserve">scp -p /etc/udev/rules.d/99-oracle-asmdisk.rules root@rac2:/etc/udev/rules.d/</w:t>
+      </w:r>
+    </w:p>
+    <w:p>
+      <w:pPr>
+        <w:pBdr>
+          <w:left w:val="single" w:sz="8" w:space="6" w:color="2E75B6"/>
+        </w:pBdr>
+        <w:shd w:val="clear" w:color="auto" w:fill="EEF4FB"/>
+        <w:spacing w:after="40"/>
+        <w:ind w:left="300"/>
+      </w:pPr>
+      <w:r>
+        <w:rPr>
+          <w:rFonts w:ascii="Courier New" w:eastAsia="Courier New" w:hAnsi="Courier New" w:cs="Courier New"/>
+          <w:color w:val="1E3A5F"/>
+          <w:sz w:val="19"/>
+          <w:szCs w:val="19"/>
+        </w:rPr>
+        <w:t xml:space="preserve">ssh root@rac2 "udevadm control --reload-rules; udevadm trigger --type=devices --action=change"</w:t>
+      </w:r>
+    </w:p>
+    <w:p>
+      <w:pPr>
+        <w:spacing w:after="80"/>
+      </w:pPr>
+    </w:p>
+    <w:tbl>
+      <w:tblPr>
+        <w:tblW w:w="9200" w:type="dxa"/>
+        <w:tblBorders>
+          <w:top w:val="single" w:sz="4" w:space="0" w:color="auto"/>
+          <w:left w:val="single" w:sz="4" w:space="0" w:color="auto"/>
+          <w:bottom w:val="single" w:sz="4" w:space="0" w:color="auto"/>
+          <w:right w:val="single" w:sz="4" w:space="0" w:color="auto"/>
+          <w:insideH w:val="single" w:sz="4" w:space="0" w:color="auto"/>
+          <w:insideV w:val="single" w:sz="4" w:space="0" w:color="auto"/>
+        </w:tblBorders>
+        <w:tblCellMar>
+          <w:left w:w="10" w:type="dxa"/>
+          <w:right w:w="10" w:type="dxa"/>
+        </w:tblCellMar>
+        <w:tblLook w:val="04A0" w:firstRow="1" w:lastRow="0" w:firstColumn="1" w:lastColumn="0" w:noHBand="0" w:noVBand="1"/>
+      </w:tblPr>
+      <w:tblGrid>
+        <w:gridCol w:w="9200"/>
+      </w:tblGrid>
+      <w:tr>
+        <w:tc>
+          <w:tcPr>
+            <w:tcW w:w="9200" w:type="dxa"/>
+            <w:tcBorders>
+              <w:top w:val="single" w:sz="4" w:space="0" w:color="2E75B6"/>
+              <w:left w:val="single" w:sz="4" w:space="0" w:color="2E75B6"/>
+              <w:bottom w:val="single" w:sz="4" w:space="0" w:color="2E75B6"/>
+              <w:right w:val="single" w:sz="4" w:space="0" w:color="2E75B6"/>
+            </w:tcBorders>
+            <w:shd w:val="clear" w:color="auto" w:fill="D6E4F0"/>
+            <w:tcMar>
+              <w:top w:w="100" w:type="dxa"/>
+              <w:left w:w="200" w:type="dxa"/>
+              <w:bottom w:w="100" w:type="dxa"/>
+              <w:right w:w="200" w:type="dxa"/>
+            </w:tcMar>
+          </w:tcPr>
+          <w:p>
+            <w:pPr>
+              <w:spacing w:after="40"/>
+            </w:pPr>
+            <w:r>
+              <w:rPr>
+                <w:b/>
+                <w:bCs/>
+                <w:color w:val="2E75B6"/>
+                <w:sz w:val="21"/>
+                <w:szCs w:val="21"/>
+              </w:rPr>
+              <w:t xml:space="preserve">⚠️  주의  </w:t>
+            </w:r>
+            <w:r>
+              <w:rPr>
+                <w:color w:val="595959"/>
+                <w:sz w:val="21"/>
+                <w:szCs w:val="21"/>
+              </w:rPr>
+              <w:t xml:space="preserve">rac2 에서 위 반복문을 따로 돌리지 않습니다. 디스크 인식 순서가 노드마다 다를 수 있어서, 같은 WWN 에 다른 번호가 붙을 수 있습니다. 규칙 파일을 복사하면 두 노드의 이름이 WWN 기준으로 일치합니다.</w:t>
+            </w:r>
+          </w:p>
+        </w:tc>
+      </w:tr>
+    </w:tbl>
+    <w:p>
+      <w:pPr>
+        <w:spacing w:after="60"/>
+      </w:pPr>
+    </w:p>
+    <w:tbl>
+      <w:tblPr>
+        <w:tblW w:w="9200" w:type="dxa"/>
+        <w:tblBorders>
+          <w:top w:val="single" w:sz="4" w:space="0" w:color="auto"/>
+          <w:left w:val="single" w:sz="4" w:space="0" w:color="auto"/>
+          <w:bottom w:val="single" w:sz="4" w:space="0" w:color="auto"/>
+          <w:right w:val="single" w:sz="4" w:space="0" w:color="auto"/>
+          <w:insideH w:val="single" w:sz="4" w:space="0" w:color="auto"/>
+          <w:insideV w:val="single" w:sz="4" w:space="0" w:color="auto"/>
+        </w:tblBorders>
+        <w:tblCellMar>
+          <w:left w:w="10" w:type="dxa"/>
+          <w:right w:w="10" w:type="dxa"/>
+        </w:tblCellMar>
+        <w:tblLook w:val="04A0" w:firstRow="1" w:lastRow="0" w:firstColumn="1" w:lastColumn="0" w:noHBand="0" w:noVBand="1"/>
+      </w:tblPr>
+      <w:tblGrid>
+        <w:gridCol w:w="9200"/>
+      </w:tblGrid>
+      <w:tr>
+        <w:tc>
+          <w:tcPr>
+            <w:tcW w:w="9200" w:type="dxa"/>
+            <w:tcBorders>
+              <w:top w:val="single" w:sz="4" w:space="0" w:color="2E75B6"/>
+              <w:left w:val="single" w:sz="4" w:space="0" w:color="2E75B6"/>
+              <w:bottom w:val="single" w:sz="4" w:space="0" w:color="2E75B6"/>
+              <w:right w:val="single" w:sz="4" w:space="0" w:color="2E75B6"/>
+            </w:tcBorders>
+            <w:shd w:val="clear" w:color="auto" w:fill="D6E4F0"/>
+            <w:tcMar>
+              <w:top w:w="100" w:type="dxa"/>
+              <w:left w:w="200" w:type="dxa"/>
+              <w:bottom w:w="100" w:type="dxa"/>
+              <w:right w:w="200" w:type="dxa"/>
+            </w:tcMar>
+          </w:tcPr>
+          <w:p>
+            <w:pPr>
+              <w:spacing w:after="40"/>
+            </w:pPr>
+            <w:r>
+              <w:rPr>
+                <w:b/>
+                <w:bCs/>
+                <w:color w:val="2E75B6"/>
+                <w:sz w:val="21"/>
+                <w:szCs w:val="21"/>
+              </w:rPr>
+              <w:t xml:space="preserve">✅  팁  </w:t>
+            </w:r>
+            <w:r>
+              <w:rPr>
+                <w:color w:val="595959"/>
+                <w:sz w:val="21"/>
+                <w:szCs w:val="21"/>
+              </w:rPr>
+              <w:t xml:space="preserve">node/15_udev_testdisks.sh 는 Step 2·3 과 E-5 의 WWN 대조를 한 번에 합니다. 규칙에 test 항목이 이미 있으면 덧붙이지 않고, 4GB 디스크가 6개가 아니면 규칙 파일을 원래대로 되돌리고 멈춥니다.</w:t>
+            </w:r>
+          </w:p>
+        </w:tc>
+      </w:tr>
+    </w:tbl>
+    <w:p>
+      <w:pPr>
+        <w:spacing w:after="60"/>
+      </w:pPr>
+    </w:p>
+    <w:p>
+      <w:pPr>
+        <w:keepNext/>
+        <w:pStyle w:val="2"/>
+        <w:spacing w:before="160" w:after="60"/>
+      </w:pPr>
+      <w:r>
+        <w:rPr>
+          <w:color w:val="2E75B6"/>
+        </w:rPr>
+        <w:t xml:space="preserve">▶ E-5. 확인</w:t>
+      </w:r>
+    </w:p>
+    <w:p>
+      <w:pPr>
+        <w:keepNext/>
+        <w:spacing w:before="180" w:after="80"/>
+      </w:pPr>
+      <w:r>
+        <w:rPr>
+          <w:b/>
+          <w:bCs/>
+          <w:color w:val="2E75B6"/>
+        </w:rPr>
+        <w:t xml:space="preserve">Step 1. </w:t>
+      </w:r>
+      <w:r>
+        <w:rPr>
+          <w:b/>
+          <w:bCs/>
+          <w:color w:val="1F3864"/>
+        </w:rPr>
+        <w:t xml:space="preserve">두 노드의 이름과 WWN 대조</w:t>
+      </w:r>
+    </w:p>
+    <w:p>
+      <w:pPr>
+        <w:keepNext/>
+        <w:pBdr>
+          <w:left w:val="single" w:sz="8" w:space="6" w:color="2E75B6"/>
+        </w:pBdr>
+        <w:shd w:val="clear" w:color="auto" w:fill="BDD7EE"/>
+        <w:spacing w:before="120"/>
+        <w:ind w:left="300"/>
+      </w:pPr>
+      <w:r>
+        <w:rPr>
+          <w:b/>
+          <w:bCs/>
+          <w:color w:val="1F3864"/>
+          <w:sz w:val="19"/>
+          <w:szCs w:val="19"/>
+        </w:rPr>
+        <w:t xml:space="preserve">📄 [root@rac1 ~]# 및 [root@rac2 ~]#</w:t>
+      </w:r>
+    </w:p>
+    <w:p>
+      <w:pPr>
+        <w:pBdr>
+          <w:left w:val="single" w:sz="8" w:space="6" w:color="2E75B6"/>
+        </w:pBdr>
+        <w:shd w:val="clear" w:color="auto" w:fill="EEF4FB"/>
+        <w:spacing w:after="40"/>
+        <w:ind w:left="300"/>
+      </w:pPr>
+      <w:r>
+        <w:rPr>
+          <w:rFonts w:ascii="Courier New" w:eastAsia="Courier New" w:hAnsi="Courier New" w:cs="Courier New"/>
+          <w:color w:val="1E3A5F"/>
+          <w:sz w:val="19"/>
+          <w:szCs w:val="19"/>
+        </w:rPr>
+        <w:t xml:space="preserve">ls -l /dev/asmdisk/</w:t>
+      </w:r>
+    </w:p>
+    <w:p>
+      <w:pPr>
+        <w:pBdr>
+          <w:left w:val="single" w:sz="8" w:space="6" w:color="2E75B6"/>
+        </w:pBdr>
+        <w:shd w:val="clear" w:color="auto" w:fill="EEF4FB"/>
+        <w:spacing w:after="40"/>
+        <w:ind w:left="300"/>
+      </w:pPr>
+      <w:r>
+        <w:rPr>
+          <w:rFonts w:ascii="Courier New" w:eastAsia="Courier New" w:hAnsi="Courier New" w:cs="Courier New"/>
+          <w:color w:val="1E3A5F"/>
+          <w:sz w:val="19"/>
+          <w:szCs w:val="19"/>
+        </w:rPr>
+        <w:t xml:space="preserve">for i in 1 2 3 4 5 6; do</w:t>
+      </w:r>
+    </w:p>
+    <w:p>
+      <w:pPr>
+        <w:pBdr>
+          <w:left w:val="single" w:sz="8" w:space="6" w:color="2E75B6"/>
+        </w:pBdr>
+        <w:shd w:val="clear" w:color="auto" w:fill="EEF4FB"/>
+        <w:spacing w:after="40"/>
+        <w:ind w:left="300"/>
+      </w:pPr>
+      <w:r>
+        <w:rPr>
+          <w:rFonts w:ascii="Courier New" w:eastAsia="Courier New" w:hAnsi="Courier New" w:cs="Courier New"/>
+          <w:color w:val="1E3A5F"/>
+          <w:sz w:val="19"/>
+          <w:szCs w:val="19"/>
+        </w:rPr>
+        <w:t xml:space="preserve">  echo "test$i $(/lib/udev/scsi_id -g -u -d /dev/asmdisk/test$i)"</w:t>
+      </w:r>
+    </w:p>
+    <w:p>
+      <w:pPr>
+        <w:pBdr>
+          <w:left w:val="single" w:sz="8" w:space="6" w:color="2E75B6"/>
+        </w:pBdr>
+        <w:shd w:val="clear" w:color="auto" w:fill="EEF4FB"/>
+        <w:spacing w:after="40"/>
+        <w:ind w:left="300"/>
+      </w:pPr>
+      <w:r>
+        <w:rPr>
+          <w:rFonts w:ascii="Courier New" w:eastAsia="Courier New" w:hAnsi="Courier New" w:cs="Courier New"/>
+          <w:color w:val="1E3A5F"/>
+          <w:sz w:val="19"/>
+          <w:szCs w:val="19"/>
+        </w:rPr>
+        <w:t xml:space="preserve">done</w:t>
+      </w:r>
+    </w:p>
+    <w:p>
+      <w:pPr>
+        <w:pBdr>
+          <w:left w:val="single" w:sz="8" w:space="6" w:color="2E75B6"/>
+        </w:pBdr>
+        <w:shd w:val="clear" w:color="auto" w:fill="EEF4FB"/>
+        <w:spacing w:after="40"/>
+        <w:ind w:left="300"/>
+      </w:pPr>
+      <w:r>
+        <w:rPr>
+          <w:rFonts w:ascii="Courier New" w:eastAsia="Courier New" w:hAnsi="Courier New" w:cs="Courier New"/>
+          <w:color w:val="1E3A5F"/>
+          <w:sz w:val="19"/>
+          <w:szCs w:val="19"/>
+        </w:rPr>
+        <w:t xml:space="preserve">ls -lL /dev/asmdisk/test1      # brw-rw---- grid asmadmin</w:t>
+      </w:r>
+    </w:p>
+    <w:p>
+      <w:pPr>
+        <w:spacing w:after="80"/>
+      </w:pPr>
+    </w:p>
+    <w:tbl>
+      <w:tblPr>
+        <w:tblW w:w="9200" w:type="dxa"/>
+        <w:tblBorders>
+          <w:top w:val="single" w:sz="4" w:space="0" w:color="auto"/>
+          <w:left w:val="single" w:sz="4" w:space="0" w:color="auto"/>
+          <w:bottom w:val="single" w:sz="4" w:space="0" w:color="auto"/>
+          <w:right w:val="single" w:sz="4" w:space="0" w:color="auto"/>
+          <w:insideH w:val="single" w:sz="4" w:space="0" w:color="auto"/>
+          <w:insideV w:val="single" w:sz="4" w:space="0" w:color="auto"/>
+        </w:tblBorders>
+        <w:tblCellMar>
+          <w:left w:w="10" w:type="dxa"/>
+          <w:right w:w="10" w:type="dxa"/>
+        </w:tblCellMar>
+        <w:tblLook w:val="04A0" w:firstRow="1" w:lastRow="0" w:firstColumn="1" w:lastColumn="0" w:noHBand="0" w:noVBand="1"/>
+      </w:tblPr>
+      <w:tblGrid>
+        <w:gridCol w:w="9200"/>
+      </w:tblGrid>
+      <w:tr>
+        <w:tc>
+          <w:tcPr>
+            <w:tcW w:w="9200" w:type="dxa"/>
+            <w:tcBorders>
+              <w:top w:val="single" w:sz="4" w:space="0" w:color="2E75B6"/>
+              <w:left w:val="single" w:sz="4" w:space="0" w:color="2E75B6"/>
+              <w:bottom w:val="single" w:sz="4" w:space="0" w:color="2E75B6"/>
+              <w:right w:val="single" w:sz="4" w:space="0" w:color="2E75B6"/>
+            </w:tcBorders>
+            <w:shd w:val="clear" w:color="auto" w:fill="D6E4F0"/>
+            <w:tcMar>
+              <w:top w:w="100" w:type="dxa"/>
+              <w:left w:w="200" w:type="dxa"/>
+              <w:bottom w:w="100" w:type="dxa"/>
+              <w:right w:w="200" w:type="dxa"/>
+            </w:tcMar>
+          </w:tcPr>
+          <w:p>
+            <w:pPr>
+              <w:spacing w:after="40"/>
+            </w:pPr>
+            <w:r>
+              <w:rPr>
+                <w:b/>
+                <w:bCs/>
+                <w:color w:val="2E75B6"/>
+                <w:sz w:val="21"/>
+                <w:szCs w:val="21"/>
+              </w:rPr>
+              <w:t xml:space="preserve">🔴  중요  </w:t>
+            </w:r>
+            <w:r>
+              <w:rPr>
+                <w:color w:val="595959"/>
+                <w:sz w:val="21"/>
+                <w:szCs w:val="21"/>
+              </w:rPr>
+              <w:t xml:space="preserve">4-3 과 같이 rac1 의 test1 과 rac2 의 test1 이 같은 WWN 이어야 합니다. 어긋난 채 디스크그룹을 만들면 한쪽 노드에서만 마운트되는 원인을 찾기 어렵습니다.</w:t>
+            </w:r>
+          </w:p>
+        </w:tc>
+      </w:tr>
+    </w:tbl>
+    <w:p>
+      <w:pPr>
+        <w:spacing w:after="60"/>
+      </w:pPr>
+    </w:p>
+    <w:p>
+      <w:pPr>
+        <w:keepNext/>
+        <w:spacing w:before="180" w:after="80"/>
+      </w:pPr>
+      <w:r>
+        <w:rPr>
+          <w:b/>
+          <w:bCs/>
+          <w:color w:val="2E75B6"/>
+        </w:rPr>
+        <w:t xml:space="preserve">Step 2. </w:t>
+      </w:r>
+      <w:r>
+        <w:rPr>
+          <w:b/>
+          <w:bCs/>
+          <w:color w:val="1F3864"/>
+        </w:rPr>
+        <w:t xml:space="preserve">ASM 에서 후보 디스크로 보이는지 확인 — grid</w:t>
+      </w:r>
+    </w:p>
+    <w:p>
+      <w:pPr>
+        <w:keepNext/>
+        <w:pBdr>
+          <w:left w:val="single" w:sz="8" w:space="6" w:color="2E75B6"/>
+        </w:pBdr>
+        <w:shd w:val="clear" w:color="auto" w:fill="BDD7EE"/>
+        <w:spacing w:before="120"/>
+        <w:ind w:left="300"/>
+      </w:pPr>
+      <w:r>
+        <w:rPr>
+          <w:b/>
+          <w:bCs/>
+          <w:color w:val="1F3864"/>
+          <w:sz w:val="19"/>
+          <w:szCs w:val="19"/>
+        </w:rPr>
+        <w:t xml:space="preserve">📄 [grid@rac1 ~]$ sqlplus -s / as sysasm</w:t>
+      </w:r>
+    </w:p>
+    <w:p>
+      <w:pPr>
+        <w:pBdr>
+          <w:left w:val="single" w:sz="8" w:space="6" w:color="2E75B6"/>
+        </w:pBdr>
+        <w:shd w:val="clear" w:color="auto" w:fill="EEF4FB"/>
+        <w:spacing w:after="40"/>
+        <w:ind w:left="300"/>
+      </w:pPr>
+      <w:r>
+        <w:rPr>
+          <w:rFonts w:ascii="Courier New" w:eastAsia="Courier New" w:hAnsi="Courier New" w:cs="Courier New"/>
+          <w:color w:val="1E3A5F"/>
+          <w:sz w:val="19"/>
+          <w:szCs w:val="19"/>
+        </w:rPr>
+        <w:t xml:space="preserve">SELECT path, header_status, mount_status, total_mb, os_mb</w:t>
+      </w:r>
+    </w:p>
+    <w:p>
+      <w:pPr>
+        <w:pBdr>
+          <w:left w:val="single" w:sz="8" w:space="6" w:color="2E75B6"/>
+        </w:pBdr>
+        <w:shd w:val="clear" w:color="auto" w:fill="EEF4FB"/>
+        <w:spacing w:after="40"/>
+        <w:ind w:left="300"/>
+      </w:pPr>
+      <w:r>
+        <w:rPr>
+          <w:rFonts w:ascii="Courier New" w:eastAsia="Courier New" w:hAnsi="Courier New" w:cs="Courier New"/>
+          <w:color w:val="1E3A5F"/>
+          <w:sz w:val="19"/>
+          <w:szCs w:val="19"/>
+        </w:rPr>
+        <w:t xml:space="preserve">  FROM v$asm_disk WHERE path LIKE '/dev/asmdisk/test%' ORDER BY path;</w:t>
+      </w:r>
+    </w:p>
+    <w:p>
+      <w:pPr>
+        <w:spacing w:after="80"/>
+      </w:pPr>
+    </w:p>
+    <w:p>
+      <w:pPr>
+        <w:keepNext/>
+        <w:pBdr>
+          <w:left w:val="single" w:sz="8" w:space="6" w:color="2E75B6"/>
+        </w:pBdr>
+        <w:shd w:val="clear" w:color="auto" w:fill="BDD7EE"/>
+        <w:spacing w:before="120"/>
+        <w:ind w:left="300"/>
+      </w:pPr>
+      <w:r>
+        <w:rPr>
+          <w:b/>
+          <w:bCs/>
+          <w:color w:val="1F3864"/>
+          <w:sz w:val="19"/>
+          <w:szCs w:val="19"/>
+        </w:rPr>
+        <w:t xml:space="preserve">📄 예상 결과</w:t>
+      </w:r>
+    </w:p>
+    <w:p>
+      <w:pPr>
+        <w:pBdr>
+          <w:left w:val="single" w:sz="8" w:space="6" w:color="2E75B6"/>
+        </w:pBdr>
+        <w:shd w:val="clear" w:color="auto" w:fill="EEF4FB"/>
+        <w:spacing w:after="40"/>
+        <w:ind w:left="300"/>
+      </w:pPr>
+      <w:r>
+        <w:rPr>
+          <w:rFonts w:ascii="Courier New" w:eastAsia="Courier New" w:hAnsi="Courier New" w:cs="Courier New"/>
+          <w:color w:val="1E3A5F"/>
+          <w:sz w:val="19"/>
+          <w:szCs w:val="19"/>
+        </w:rPr>
+        <w:t xml:space="preserve">PATH                     HEADER_STATU MOUNT_S   TOTAL_MB      OS_MB</w:t>
+      </w:r>
+    </w:p>
+    <w:p>
+      <w:pPr>
+        <w:pBdr>
+          <w:left w:val="single" w:sz="8" w:space="6" w:color="2E75B6"/>
+        </w:pBdr>
+        <w:shd w:val="clear" w:color="auto" w:fill="EEF4FB"/>
+        <w:spacing w:after="40"/>
+        <w:ind w:left="300"/>
+      </w:pPr>
+      <w:r>
+        <w:rPr>
+          <w:rFonts w:ascii="Courier New" w:eastAsia="Courier New" w:hAnsi="Courier New" w:cs="Courier New"/>
+          <w:color w:val="1E3A5F"/>
+          <w:sz w:val="19"/>
+          <w:szCs w:val="19"/>
+        </w:rPr>
+        <w:t xml:space="preserve">------------------------ ------------ ------- ---------- ----------</w:t>
+      </w:r>
+    </w:p>
+    <w:p>
+      <w:pPr>
+        <w:pBdr>
+          <w:left w:val="single" w:sz="8" w:space="6" w:color="2E75B6"/>
+        </w:pBdr>
+        <w:shd w:val="clear" w:color="auto" w:fill="EEF4FB"/>
+        <w:spacing w:after="40"/>
+        <w:ind w:left="300"/>
+      </w:pPr>
+      <w:r>
+        <w:rPr>
+          <w:rFonts w:ascii="Courier New" w:eastAsia="Courier New" w:hAnsi="Courier New" w:cs="Courier New"/>
+          <w:color w:val="1E3A5F"/>
+          <w:sz w:val="19"/>
+          <w:szCs w:val="19"/>
+        </w:rPr>
+        <w:t xml:space="preserve">/dev/asmdisk/test1       CANDIDATE    CLOSED           0       4096</w:t>
+      </w:r>
+    </w:p>
+    <w:p>
+      <w:pPr>
+        <w:pBdr>
+          <w:left w:val="single" w:sz="8" w:space="6" w:color="2E75B6"/>
+        </w:pBdr>
+        <w:shd w:val="clear" w:color="auto" w:fill="EEF4FB"/>
+        <w:spacing w:after="40"/>
+        <w:ind w:left="300"/>
+      </w:pPr>
+      <w:r>
+        <w:rPr>
+          <w:rFonts w:ascii="Courier New" w:eastAsia="Courier New" w:hAnsi="Courier New" w:cs="Courier New"/>
+          <w:color w:val="1E3A5F"/>
+          <w:sz w:val="19"/>
+          <w:szCs w:val="19"/>
+        </w:rPr>
+        <w:t xml:space="preserve">/dev/asmdisk/test2       CANDIDATE    CLOSED           0       4096</w:t>
+      </w:r>
+    </w:p>
+    <w:p>
+      <w:pPr>
+        <w:pBdr>
+          <w:left w:val="single" w:sz="8" w:space="6" w:color="2E75B6"/>
+        </w:pBdr>
+        <w:shd w:val="clear" w:color="auto" w:fill="EEF4FB"/>
+        <w:spacing w:after="40"/>
+        <w:ind w:left="300"/>
+      </w:pPr>
+      <w:r>
+        <w:rPr>
+          <w:rFonts w:ascii="Courier New" w:eastAsia="Courier New" w:hAnsi="Courier New" w:cs="Courier New"/>
+          <w:color w:val="1E3A5F"/>
+          <w:sz w:val="19"/>
+          <w:szCs w:val="19"/>
+        </w:rPr>
+        <w:t xml:space="preserve">/dev/asmdisk/test3       CANDIDATE    CLOSED           0       4096</w:t>
+      </w:r>
+    </w:p>
+    <w:p>
+      <w:pPr>
+        <w:pBdr>
+          <w:left w:val="single" w:sz="8" w:space="6" w:color="2E75B6"/>
+        </w:pBdr>
+        <w:shd w:val="clear" w:color="auto" w:fill="EEF4FB"/>
+        <w:spacing w:after="40"/>
+        <w:ind w:left="300"/>
+      </w:pPr>
+      <w:r>
+        <w:rPr>
+          <w:rFonts w:ascii="Courier New" w:eastAsia="Courier New" w:hAnsi="Courier New" w:cs="Courier New"/>
+          <w:color w:val="1E3A5F"/>
+          <w:sz w:val="19"/>
+          <w:szCs w:val="19"/>
+        </w:rPr>
+        <w:t xml:space="preserve">/dev/asmdisk/test4       CANDIDATE    CLOSED           0       4096</w:t>
+      </w:r>
+    </w:p>
+    <w:p>
+      <w:pPr>
+        <w:pBdr>
+          <w:left w:val="single" w:sz="8" w:space="6" w:color="2E75B6"/>
+        </w:pBdr>
+        <w:shd w:val="clear" w:color="auto" w:fill="EEF4FB"/>
+        <w:spacing w:after="40"/>
+        <w:ind w:left="300"/>
+      </w:pPr>
+      <w:r>
+        <w:rPr>
+          <w:rFonts w:ascii="Courier New" w:eastAsia="Courier New" w:hAnsi="Courier New" w:cs="Courier New"/>
+          <w:color w:val="1E3A5F"/>
+          <w:sz w:val="19"/>
+          <w:szCs w:val="19"/>
+        </w:rPr>
+        <w:t xml:space="preserve">/dev/asmdisk/test5       CANDIDATE    CLOSED           0       4096</w:t>
+      </w:r>
+    </w:p>
+    <w:p>
+      <w:pPr>
+        <w:pBdr>
+          <w:left w:val="single" w:sz="8" w:space="6" w:color="2E75B6"/>
+        </w:pBdr>
+        <w:shd w:val="clear" w:color="auto" w:fill="EEF4FB"/>
+        <w:spacing w:after="40"/>
+        <w:ind w:left="300"/>
+      </w:pPr>
+      <w:r>
+        <w:rPr>
+          <w:rFonts w:ascii="Courier New" w:eastAsia="Courier New" w:hAnsi="Courier New" w:cs="Courier New"/>
+          <w:color w:val="1E3A5F"/>
+          <w:sz w:val="19"/>
+          <w:szCs w:val="19"/>
+        </w:rPr>
+        <w:t xml:space="preserve">/dev/asmdisk/test6       CANDIDATE    CLOSED           0       4096</w:t>
+      </w:r>
+    </w:p>
+    <w:p>
+      <w:pPr>
+        <w:spacing w:after="80"/>
+      </w:pPr>
+    </w:p>
+    <w:tbl>
+      <w:tblPr>
+        <w:tblW w:w="9200" w:type="dxa"/>
+        <w:tblBorders>
+          <w:top w:val="single" w:sz="4" w:space="0" w:color="auto"/>
+          <w:left w:val="single" w:sz="4" w:space="0" w:color="auto"/>
+          <w:bottom w:val="single" w:sz="4" w:space="0" w:color="auto"/>
+          <w:right w:val="single" w:sz="4" w:space="0" w:color="auto"/>
+          <w:insideH w:val="single" w:sz="4" w:space="0" w:color="auto"/>
+          <w:insideV w:val="single" w:sz="4" w:space="0" w:color="auto"/>
+        </w:tblBorders>
+        <w:tblCellMar>
+          <w:left w:w="10" w:type="dxa"/>
+          <w:right w:w="10" w:type="dxa"/>
+        </w:tblCellMar>
+        <w:tblLook w:val="04A0" w:firstRow="1" w:lastRow="0" w:firstColumn="1" w:lastColumn="0" w:noHBand="0" w:noVBand="1"/>
+      </w:tblPr>
+      <w:tblGrid>
+        <w:gridCol w:w="9200"/>
+      </w:tblGrid>
+      <w:tr>
+        <w:tc>
+          <w:tcPr>
+            <w:tcW w:w="9200" w:type="dxa"/>
+            <w:tcBorders>
+              <w:top w:val="single" w:sz="4" w:space="0" w:color="2E75B6"/>
+              <w:left w:val="single" w:sz="4" w:space="0" w:color="2E75B6"/>
+              <w:bottom w:val="single" w:sz="4" w:space="0" w:color="2E75B6"/>
+              <w:right w:val="single" w:sz="4" w:space="0" w:color="2E75B6"/>
+            </w:tcBorders>
+            <w:shd w:val="clear" w:color="auto" w:fill="D6E4F0"/>
+            <w:tcMar>
+              <w:top w:w="100" w:type="dxa"/>
+              <w:left w:w="200" w:type="dxa"/>
+              <w:bottom w:w="100" w:type="dxa"/>
+              <w:right w:w="200" w:type="dxa"/>
+            </w:tcMar>
+          </w:tcPr>
+          <w:p>
+            <w:pPr>
+              <w:spacing w:after="40"/>
+            </w:pPr>
+            <w:r>
+              <w:rPr>
+                <w:b/>
+                <w:bCs/>
+                <w:color w:val="2E75B6"/>
+                <w:sz w:val="21"/>
+                <w:szCs w:val="21"/>
+              </w:rPr>
+              <w:t xml:space="preserve">ℹ️  참고  </w:t>
+            </w:r>
+            <w:r>
+              <w:rPr>
+                <w:color w:val="595959"/>
+                <w:sz w:val="21"/>
+                <w:szCs w:val="21"/>
+              </w:rPr>
+              <w:t xml:space="preserve">ASM_DISKSTRING 이 /dev/asmdisk/* 이므로 따로 설정하지 않아도 보입니다. 디스크그룹에 속하지 않은 디스크는 TOTAL_MB 가 0 이고 실제 크기는 OS_MB 에 나옵니다. 둘을 혼동하면 디스크가 인식되지 않았다고 오해합니다.</w:t>
+            </w:r>
+          </w:p>
+        </w:tc>
+      </w:tr>
+    </w:tbl>
+    <w:p>
+      <w:pPr>
+        <w:spacing w:after="60"/>
+      </w:pPr>
+    </w:p>
+    <w:p>
+      <w:pPr>
+        <w:keepNext/>
+        <w:pStyle w:val="2"/>
+        <w:spacing w:before="160" w:after="60"/>
+      </w:pPr>
+      <w:r>
+        <w:rPr>
+          <w:color w:val="2E75B6"/>
+        </w:rPr>
+        <w:t xml:space="preserve">▶ E-6. 기준 스냅샷 다시 뜨기</w:t>
+      </w:r>
+    </w:p>
+    <w:p>
+      <w:pPr>
+        <w:spacing w:after="100"/>
+      </w:pPr>
+      <w:r>
+        <w:rPr>
+          <w:color w:val="595959"/>
+          <w:sz w:val="21"/>
+          <w:szCs w:val="21"/>
+        </w:rPr>
+        <w:t xml:space="preserve">기존 rac-base 에는 test 디스크가 없습니다. 10장 Step 1~3 순서로 정지한 뒤 이전 스냅샷을 지우고 같은 이름으로 다시 뜹니다. 공유 디스크 사본(-BackupShared)도 120GB 로 다시 만듭니다.</w:t>
+      </w:r>
+    </w:p>
+    <w:p>
+      <w:pPr>
+        <w:keepNext/>
+        <w:pBdr>
+          <w:left w:val="single" w:sz="8" w:space="6" w:color="2E75B6"/>
+        </w:pBdr>
+        <w:shd w:val="clear" w:color="auto" w:fill="BDD7EE"/>
+        <w:spacing w:before="120"/>
+        <w:ind w:left="300"/>
+      </w:pPr>
+      <w:r>
+        <w:rPr>
+          <w:b/>
+          <w:bCs/>
+          <w:color w:val="1F3864"/>
+          <w:sz w:val="19"/>
+          <w:szCs w:val="19"/>
+        </w:rPr>
+        <w:t xml:space="preserve">📄 [호스트 cmd] — 두 VM 이 완전히 꺼진 뒤</w:t>
+      </w:r>
+    </w:p>
+    <w:p>
+      <w:pPr>
+        <w:pBdr>
+          <w:left w:val="single" w:sz="8" w:space="6" w:color="2E75B6"/>
+        </w:pBdr>
+        <w:shd w:val="clear" w:color="auto" w:fill="EEF4FB"/>
+        <w:spacing w:after="40"/>
+        <w:ind w:left="300"/>
+      </w:pPr>
+      <w:r>
+        <w:rPr>
+          <w:rFonts w:ascii="Courier New" w:eastAsia="Courier New" w:hAnsi="Courier New" w:cs="Courier New"/>
+          <w:color w:val="1E3A5F"/>
+          <w:sz w:val="19"/>
+          <w:szCs w:val="19"/>
+        </w:rPr>
+        <w:t xml:space="preserve">%VMRUN% deleteSnapshot "D:\RAC\RAC1\RAC1.vmx" rac-base</w:t>
+      </w:r>
+    </w:p>
+    <w:p>
+      <w:pPr>
+        <w:pBdr>
+          <w:left w:val="single" w:sz="8" w:space="6" w:color="2E75B6"/>
+        </w:pBdr>
+        <w:shd w:val="clear" w:color="auto" w:fill="EEF4FB"/>
+        <w:spacing w:after="40"/>
+        <w:ind w:left="300"/>
+      </w:pPr>
+      <w:r>
+        <w:rPr>
+          <w:rFonts w:ascii="Courier New" w:eastAsia="Courier New" w:hAnsi="Courier New" w:cs="Courier New"/>
+          <w:color w:val="1E3A5F"/>
+          <w:sz w:val="19"/>
+          <w:szCs w:val="19"/>
+        </w:rPr>
+        <w:t xml:space="preserve">%VMRUN% deleteSnapshot "D:\RAC\RAC2\RAC2.vmx" rac-base</w:t>
+      </w:r>
+    </w:p>
+    <w:p>
+      <w:pPr>
+        <w:pBdr>
+          <w:left w:val="single" w:sz="8" w:space="6" w:color="2E75B6"/>
+        </w:pBdr>
+        <w:shd w:val="clear" w:color="auto" w:fill="EEF4FB"/>
+        <w:spacing w:after="40"/>
+        <w:ind w:left="300"/>
+      </w:pPr>
+      <w:r>
+        <w:rPr>
+          <w:rFonts w:ascii="Courier New" w:eastAsia="Courier New" w:hAnsi="Courier New" w:cs="Courier New"/>
+          <w:color w:val="1E3A5F"/>
+          <w:sz w:val="19"/>
+          <w:szCs w:val="19"/>
+        </w:rPr>
+        <w:t xml:space="preserve">powershell -ExecutionPolicy Bypass -File host\90_snapshot.ps1 -Name rac-base -BackupShared</w:t>
+      </w:r>
+    </w:p>
+    <w:p>
+      <w:pPr>
+        <w:spacing w:after="80"/>
+      </w:pPr>
+    </w:p>
+    <w:tbl>
+      <w:tblPr>
+        <w:tblW w:w="9200" w:type="dxa"/>
+        <w:tblBorders>
+          <w:top w:val="single" w:sz="4" w:space="0" w:color="auto"/>
+          <w:left w:val="single" w:sz="4" w:space="0" w:color="auto"/>
+          <w:bottom w:val="single" w:sz="4" w:space="0" w:color="auto"/>
+          <w:right w:val="single" w:sz="4" w:space="0" w:color="auto"/>
+          <w:insideH w:val="single" w:sz="4" w:space="0" w:color="auto"/>
+          <w:insideV w:val="single" w:sz="4" w:space="0" w:color="auto"/>
+        </w:tblBorders>
+        <w:tblCellMar>
+          <w:left w:w="10" w:type="dxa"/>
+          <w:right w:w="10" w:type="dxa"/>
+        </w:tblCellMar>
+        <w:tblLook w:val="04A0" w:firstRow="1" w:lastRow="0" w:firstColumn="1" w:lastColumn="0" w:noHBand="0" w:noVBand="1"/>
+      </w:tblPr>
+      <w:tblGrid>
+        <w:gridCol w:w="9200"/>
+      </w:tblGrid>
+      <w:tr>
+        <w:tc>
+          <w:tcPr>
+            <w:tcW w:w="9200" w:type="dxa"/>
+            <w:tcBorders>
+              <w:top w:val="single" w:sz="4" w:space="0" w:color="2E75B6"/>
+              <w:left w:val="single" w:sz="4" w:space="0" w:color="2E75B6"/>
+              <w:bottom w:val="single" w:sz="4" w:space="0" w:color="2E75B6"/>
+              <w:right w:val="single" w:sz="4" w:space="0" w:color="2E75B6"/>
+            </w:tcBorders>
+            <w:shd w:val="clear" w:color="auto" w:fill="D6E4F0"/>
+            <w:tcMar>
+              <w:top w:w="100" w:type="dxa"/>
+              <w:left w:w="200" w:type="dxa"/>
+              <w:bottom w:w="100" w:type="dxa"/>
+              <w:right w:w="200" w:type="dxa"/>
+            </w:tcMar>
+          </w:tcPr>
+          <w:p>
+            <w:pPr>
+              <w:spacing w:after="40"/>
+            </w:pPr>
+            <w:r>
+              <w:rPr>
+                <w:b/>
+                <w:bCs/>
+                <w:color w:val="2E75B6"/>
+                <w:sz w:val="21"/>
+                <w:szCs w:val="21"/>
+              </w:rPr>
+              <w:t xml:space="preserve">⚠️  주의  </w:t>
+            </w:r>
+            <w:r>
+              <w:rPr>
+                <w:color w:val="595959"/>
+                <w:sz w:val="21"/>
+                <w:szCs w:val="21"/>
+              </w:rPr>
+              <w:t xml:space="preserve">같은 이름의 스냅샷이 둘 있으면 vmrun revertToSnapshot 이 어느 쪽으로 돌아갈지 알 수 없습니다. 반드시 이전 rac-base 를 먼저 지웁니다. test 디스크도 independent-persistent 라 VM 스냅샷에 들어가지 않으므로, ASM 실습 뒤 디스크까지 되돌리려면 D:\RAC\SHARED_rac-base 사본을 씁니다.</w:t>
+            </w:r>
+          </w:p>
+        </w:tc>
+      </w:tr>
+    </w:tbl>
+    <w:p>
+      <w:pPr>
+        <w:spacing w:after="60"/>
+      </w:pPr>
     </w:p>
     <w:p>
       <w:pPr>
